--- a/hin/docx/60.content.docx
+++ b/hin/docx/60.content.docx
@@ -1984,36 +1984,24 @@
         </w:rPr>
         <w:t xml:space="preserve"> पतरस की लाक्षणिक भाषा है जिसका सन्दर्भ परमेश्वर के साथ वाचा के संबंध से है| जैसे मूसा ने </w:t>
       </w:r>
-      <w:hyperlink r:id="rId13">
-        <w:r>
-          <w:rPr>
-            <w:lang w:val="hi_IN" w:bidi="hi_IN"/>
-          </w:rPr>
-          <w:rPr>
-            <w:color w:val="0000EE"/>
-            <w:u w:val="single"/>
-          </w:rPr>
-          <w:t>निर्गमन 24:1–11</w:t>
-        </w:r>
-      </w:hyperlink>
+      <w:r>
+        <w:rPr>
+          <w:lang w:val="hi_IN" w:bidi="hi_IN"/>
+        </w:rPr>
+        <w:t>निर्गमन 24:1–11</w:t>
+      </w:r>
       <w:r>
         <w:rPr>
           <w:lang w:val="hi_IN" w:bidi="hi_IN"/>
         </w:rPr>
         <w:t xml:space="preserve"> में इस्राएलियों पर लहू छिड़क कर प्रकट किया था कि वे अब परमेश्वर के साथ वाचा के संबंध में हैं वैसे ही विश्वासी यीशु की मृत्यु के द्वारा परमेश्वर के साथ वाचा के सम्बन्ध में हैं| मूसा ने याजकों पर भी लहू छिड़का था कि उनको पुरोहित होकर परमेश्वर की सेवा के निमित्त पृथक किया जाए (</w:t>
       </w:r>
-      <w:hyperlink r:id="rId14">
-        <w:r>
-          <w:rPr>
-            <w:lang w:val="hi_IN" w:bidi="hi_IN"/>
-          </w:rPr>
-          <w:rPr>
-            <w:color w:val="0000EE"/>
-            <w:u w:val="single"/>
-          </w:rPr>
-          <w:t>लैव्यव्यवस्था 8:30</w:t>
-        </w:r>
-      </w:hyperlink>
+      <w:r>
+        <w:rPr>
+          <w:lang w:val="hi_IN" w:bidi="hi_IN"/>
+        </w:rPr>
+        <w:t>लैव्यव्यवस्था 8:30</w:t>
+      </w:r>
       <w:r>
         <w:rPr>
           <w:lang w:val="hi_IN" w:bidi="hi_IN"/>
@@ -3857,25 +3845,7 @@
         <w:rPr>
           <w:lang w:val="hi_IN" w:bidi="hi_IN"/>
         </w:rPr>
-        <w:t xml:space="preserve">"# General Information:\n\nपतरस अब विश्वासियों के उद्धार और विश्वास के बारे में आख्यान आरम्भ करता है| </w:t>
-      </w:r>
-      <w:hyperlink r:id="rId15">
-        <w:r>
-          <w:rPr>
-            <w:lang w:val="hi_IN" w:bidi="hi_IN"/>
-          </w:rPr>
-          <w:rPr>
-            <w:color w:val="0000EE"/>
-            <w:u w:val="single"/>
-          </w:rPr>
-          <w:t>पद 3–5</w:t>
-        </w:r>
-      </w:hyperlink>
-      <w:r>
-        <w:rPr>
-          <w:lang w:val="hi_IN" w:bidi="hi_IN"/>
-        </w:rPr>
-        <w:t xml:space="preserve"> एक ही वाक्य हैं परन्तु आपको अपनी भाषा में संभवतः इनको छोटे-छोटे वाक्यों में व्यक्त करना होगा|"</w:t>
+        <w:t>"# General Information:\n\nपतरस अब विश्वासियों के उद्धार और विश्वास के बारे में आख्यान आरम्भ करता है| पद 3–5 एक ही वाक्य हैं परन्तु आपको अपनी भाषा में संभवतः इनको छोटे-छोटे वाक्यों में व्यक्त करना होगा|"</w:t>
       </w:r>
       <w:r>
         <w:rPr>
@@ -5102,25 +5072,7 @@
         <w:rPr>
           <w:lang w:val="hi_IN" w:bidi="hi_IN"/>
         </w:rPr>
-        <w:t xml:space="preserve"> शब्द का सन्दर्भ हो सकता है: (1) “आने वाले समय” से जिसका सन्दर्भ पिछले पद के अंत में है| वैकल्पिक अनुवाद: “इस अंत समय के बारे में” (2) </w:t>
-      </w:r>
-      <w:hyperlink r:id="rId15">
-        <w:r>
-          <w:rPr>
-            <w:lang w:val="hi_IN" w:bidi="hi_IN"/>
-          </w:rPr>
-          <w:rPr>
-            <w:color w:val="0000EE"/>
-            <w:u w:val="single"/>
-          </w:rPr>
-          <w:t>पद 3–5</w:t>
-        </w:r>
-      </w:hyperlink>
-      <w:r>
-        <w:rPr>
-          <w:lang w:val="hi_IN" w:bidi="hi_IN"/>
-        </w:rPr>
-        <w:t xml:space="preserve"> चर्चित सब बातों से| वैकल्पिक अनुवाद: “इन सब बातों में जिनकी मैं चर्चा कर चुका हूँ”</w:t>
+        <w:t xml:space="preserve"> शब्द का सन्दर्भ हो सकता है: (1) “आने वाले समय” से जिसका सन्दर्भ पिछले पद के अंत में है| वैकल्पिक अनुवाद: “इस अंत समय के बारे में” (2) पद 3–5 चर्चित सब बातों से| वैकल्पिक अनुवाद: “इन सब बातों में जिनकी मैं चर्चा कर चुका हूँ”</w:t>
       </w:r>
     </w:p>
     <w:p>
@@ -8774,25 +8726,7 @@
         <w:rPr>
           <w:lang w:val="hi_IN" w:bidi="hi_IN"/>
         </w:rPr>
-        <w:t xml:space="preserve"> , पतरस द्वारा </w:t>
-      </w:r>
-      <w:hyperlink r:id="rId15">
-        <w:r>
-          <w:rPr>
-            <w:lang w:val="hi_IN" w:bidi="hi_IN"/>
-          </w:rPr>
-          <w:rPr>
-            <w:color w:val="0000EE"/>
-            <w:u w:val="single"/>
-          </w:rPr>
-          <w:t>पद 1–12</w:t>
-        </w:r>
-      </w:hyperlink>
-      <w:r>
-        <w:rPr>
-          <w:lang w:val="hi_IN" w:bidi="hi_IN"/>
-        </w:rPr>
-        <w:t xml:space="preserve"> में लिखी गई हर एक बात के सन्दर्भ में है| समझने में आसानी हेतु इस सन्दर्भ को संक्षेप में व्यक्त किया जाए| वैकल्पिक अनुवाद: “क्योंकि ये सब बातें जिनकी मैं ने अभी-अभी लिख कर चर्चा की है, अति सत्य हैं”</w:t>
+        <w:t xml:space="preserve"> , पतरस द्वारा पद 1–12 में लिखी गई हर एक बात के सन्दर्भ में है| समझने में आसानी हेतु इस सन्दर्भ को संक्षेप में व्यक्त किया जाए| वैकल्पिक अनुवाद: “क्योंकि ये सब बातें जिनकी मैं ने अभी-अभी लिख कर चर्चा की है, अति सत्य हैं”</w:t>
       </w:r>
     </w:p>
     <w:p>
@@ -9549,25 +9483,7 @@
         <w:rPr>
           <w:lang w:val="hi_IN" w:bidi="hi_IN"/>
         </w:rPr>
-        <w:t xml:space="preserve"> का अर्थ यहाँ भी </w:t>
-      </w:r>
-      <w:hyperlink r:id="rId15">
-        <w:r>
-          <w:rPr>
-            <w:lang w:val="hi_IN" w:bidi="hi_IN"/>
-          </w:rPr>
-          <w:rPr>
-            <w:color w:val="0000EE"/>
-            <w:u w:val="single"/>
-          </w:rPr>
-          <w:t>पद 10</w:t>
-        </w:r>
-      </w:hyperlink>
-      <w:r>
-        <w:rPr>
-          <w:lang w:val="hi_IN" w:bidi="hi_IN"/>
-        </w:rPr>
-        <w:t xml:space="preserve"> के सदृश्य उद्धार से है| आपके पाठकों के लिए यह उलझन का कारण हो तो उलझन निवारण हेतु इसके अर्थ का स्पष्ट वर्णन करें| वैकल्पिक अनुवाद: “अनुग्रहीत उद्धार तुम्हारे लिए लाया जा रहा है”</w:t>
+        <w:t xml:space="preserve"> का अर्थ यहाँ भी पद 10 के सदृश्य उद्धार से है| आपके पाठकों के लिए यह उलझन का कारण हो तो उलझन निवारण हेतु इसके अर्थ का स्पष्ट वर्णन करें| वैकल्पिक अनुवाद: “अनुग्रहीत उद्धार तुम्हारे लिए लाया जा रहा है”</w:t>
       </w:r>
     </w:p>
     <w:p>
@@ -9665,25 +9581,7 @@
         <w:rPr>
           <w:lang w:val="hi_IN" w:bidi="hi_IN"/>
         </w:rPr>
-        <w:t>"</w:t>
-      </w:r>
-      <w:hyperlink r:id="rId15">
-        <w:r>
-          <w:rPr>
-            <w:lang w:val="hi_IN" w:bidi="hi_IN"/>
-          </w:rPr>
-          <w:rPr>
-            <w:color w:val="0000EE"/>
-            <w:u w:val="single"/>
-          </w:rPr>
-          <w:t>पद 7</w:t>
-        </w:r>
-      </w:hyperlink>
-      <w:r>
-        <w:rPr>
-          <w:lang w:val="hi_IN" w:bidi="hi_IN"/>
-        </w:rPr>
-        <w:t xml:space="preserve"> में इस वाक्यांश के अपने अनुवाद का अवलोकन करें|</w:t>
+        <w:t>"पद 7 में इस वाक्यांश के अपने अनुवाद का अवलोकन करें|</w:t>
       </w:r>
     </w:p>
     <w:p>
@@ -10684,18 +10582,12 @@
         </w:rPr>
         <w:t xml:space="preserve"> के द्वारा पतरस पुराने नियम का एक उद्धरण देता है, (</w:t>
       </w:r>
-      <w:hyperlink r:id="rId16">
-        <w:r>
-          <w:rPr>
-            <w:lang w:val="hi_IN" w:bidi="hi_IN"/>
-          </w:rPr>
-          <w:rPr>
-            <w:color w:val="0000EE"/>
-            <w:u w:val="single"/>
-          </w:rPr>
-          <w:t>लैव्यव्यवस्था 11:44</w:t>
-        </w:r>
-      </w:hyperlink>
+      <w:r>
+        <w:rPr>
+          <w:lang w:val="hi_IN" w:bidi="hi_IN"/>
+        </w:rPr>
+        <w:t>लैव्यव्यवस्था 11:44</w:t>
+      </w:r>
       <w:r>
         <w:rPr>
           <w:lang w:val="hi_IN" w:bidi="hi_IN"/>
@@ -13364,25 +13256,7 @@
         <w:rPr>
           <w:lang w:val="hi_IN" w:bidi="hi_IN"/>
         </w:rPr>
-        <w:t>"</w:t>
-      </w:r>
-      <w:hyperlink r:id="rId15">
-        <w:r>
-          <w:rPr>
-            <w:lang w:val="hi_IN" w:bidi="hi_IN"/>
-          </w:rPr>
-          <w:rPr>
-            <w:color w:val="0000EE"/>
-            <w:u w:val="single"/>
-          </w:rPr>
-          <w:t>पद 9</w:t>
-        </w:r>
-      </w:hyperlink>
-      <w:r>
-        <w:rPr>
-          <w:lang w:val="hi_IN" w:bidi="hi_IN"/>
-        </w:rPr>
-        <w:t xml:space="preserve"> में </w:t>
+        <w:t xml:space="preserve">"पद 9 में </w:t>
       </w:r>
       <w:r>
         <w:rPr>
@@ -14028,25 +13902,7 @@
         <w:rPr>
           <w:lang w:val="hi_IN" w:bidi="hi_IN"/>
         </w:rPr>
-        <w:t>"</w:t>
-      </w:r>
-      <w:hyperlink r:id="rId15">
-        <w:r>
-          <w:rPr>
-            <w:lang w:val="hi_IN" w:bidi="hi_IN"/>
-          </w:rPr>
-          <w:rPr>
-            <w:color w:val="0000EE"/>
-            <w:u w:val="single"/>
-          </w:rPr>
-          <w:t>पद 3</w:t>
-        </w:r>
-      </w:hyperlink>
-      <w:r>
-        <w:rPr>
-          <w:lang w:val="hi_IN" w:bidi="hi_IN"/>
-        </w:rPr>
-        <w:t xml:space="preserve"> में </w:t>
+        <w:t xml:space="preserve">"पद 3 में </w:t>
       </w:r>
       <w:r>
         <w:rPr>
@@ -14211,18 +14067,12 @@
         </w:rPr>
         <w:t xml:space="preserve"> क्या नहीं है| वैकल्पिक अनुवाद: “मनुष्य के नाशवान सन्देश से नहीं” (2) शारीरिक मानवीय जन्म जिस वस्तुस्थिति में, इसका अर्थ यूहना के विचार के अनुकूल है, </w:t>
       </w:r>
-      <w:hyperlink r:id="rId17">
-        <w:r>
-          <w:rPr>
-            <w:lang w:val="hi_IN" w:bidi="hi_IN"/>
-          </w:rPr>
-          <w:rPr>
-            <w:color w:val="0000EE"/>
-            <w:u w:val="single"/>
-          </w:rPr>
-          <w:t>यूहन्ना 1:13</w:t>
-        </w:r>
-      </w:hyperlink>
+      <w:r>
+        <w:rPr>
+          <w:lang w:val="hi_IN" w:bidi="hi_IN"/>
+        </w:rPr>
+        <w:t>यूहन्ना 1:13</w:t>
+      </w:r>
       <w:r>
         <w:rPr>
           <w:lang w:val="hi_IN" w:bidi="hi_IN"/>
@@ -14673,18 +14523,12 @@
         </w:rPr>
         <w:t xml:space="preserve"> शब्द के द्वारा पुराने नियम के कुछ वाक्यांशों के उद्धरण का समावेश किया गया है, (</w:t>
       </w:r>
-      <w:hyperlink r:id="rId18">
-        <w:r>
-          <w:rPr>
-            <w:lang w:val="hi_IN" w:bidi="hi_IN"/>
-          </w:rPr>
-          <w:rPr>
-            <w:color w:val="0000EE"/>
-            <w:u w:val="single"/>
-          </w:rPr>
-          <w:t>यशायाह 40:6–8</w:t>
-        </w:r>
-      </w:hyperlink>
+      <w:r>
+        <w:rPr>
+          <w:lang w:val="hi_IN" w:bidi="hi_IN"/>
+        </w:rPr>
+        <w:t>यशायाह 40:6–8</w:t>
+      </w:r>
       <w:r>
         <w:rPr>
           <w:lang w:val="hi_IN" w:bidi="hi_IN"/>
@@ -14789,18 +14633,12 @@
         </w:rPr>
         <w:t xml:space="preserve">"इन उप-वाक्यों में और अगले पद में पहले उप-वाक्य में पतरस यशायाह के कुछ अंशों का उद्धरण देता है, </w:t>
       </w:r>
-      <w:hyperlink r:id="rId18">
-        <w:r>
-          <w:rPr>
-            <w:lang w:val="hi_IN" w:bidi="hi_IN"/>
-          </w:rPr>
-          <w:rPr>
-            <w:color w:val="0000EE"/>
-            <w:u w:val="single"/>
-          </w:rPr>
-          <w:t>यशायाह 40:6–8</w:t>
-        </w:r>
-      </w:hyperlink>
+      <w:r>
+        <w:rPr>
+          <w:lang w:val="hi_IN" w:bidi="hi_IN"/>
+        </w:rPr>
+        <w:t>यशायाह 40:6–8</w:t>
+      </w:r>
       <w:r>
         <w:rPr>
           <w:lang w:val="hi_IN" w:bidi="hi_IN"/>
@@ -15597,18 +15435,12 @@
         </w:rPr>
         <w:t xml:space="preserve">"इस उप-वाक्य के द्वारा पतरस प्रयुक्त यशायाह के उद्धरण </w:t>
       </w:r>
-      <w:hyperlink r:id="rId18">
-        <w:r>
-          <w:rPr>
-            <w:lang w:val="hi_IN" w:bidi="hi_IN"/>
-          </w:rPr>
-          <w:rPr>
-            <w:color w:val="0000EE"/>
-            <w:u w:val="single"/>
-          </w:rPr>
-          <w:t>यशायाह 40:6–8</w:t>
-        </w:r>
-      </w:hyperlink>
+      <w:r>
+        <w:rPr>
+          <w:lang w:val="hi_IN" w:bidi="hi_IN"/>
+        </w:rPr>
+        <w:t>यशायाह 40:6–8</w:t>
+      </w:r>
       <w:r>
         <w:rPr>
           <w:lang w:val="hi_IN" w:bidi="hi_IN"/>
@@ -15848,25 +15680,7 @@
         <w:rPr>
           <w:lang w:val="hi_IN" w:bidi="hi_IN"/>
         </w:rPr>
-        <w:t xml:space="preserve"> शब्द का उपयोग उसी निश्चित भावार्थ में है जो </w:t>
-      </w:r>
-      <w:hyperlink r:id="rId15">
-        <w:r>
-          <w:rPr>
-            <w:lang w:val="hi_IN" w:bidi="hi_IN"/>
-          </w:rPr>
-          <w:rPr>
-            <w:color w:val="0000EE"/>
-            <w:u w:val="single"/>
-          </w:rPr>
-          <w:t>पद 23</w:t>
-        </w:r>
-      </w:hyperlink>
-      <w:r>
-        <w:rPr>
-          <w:lang w:val="hi_IN" w:bidi="hi_IN"/>
-        </w:rPr>
-        <w:t xml:space="preserve"> में है| यहाँ </w:t>
+        <w:t xml:space="preserve"> शब्द का उपयोग उसी निश्चित भावार्थ में है जो पद 23 में है| यहाँ </w:t>
       </w:r>
       <w:r>
         <w:rPr>
@@ -16103,18 +15917,12 @@
         </w:rPr>
         <w:t xml:space="preserve"> का सन्दर्भ उस सब बातों से है जिनकी चर्चा पतरस ने पिछले गद्ध्यांश, (</w:t>
       </w:r>
-      <w:hyperlink r:id="rId19">
-        <w:r>
-          <w:rPr>
-            <w:lang w:val="hi_IN" w:bidi="hi_IN"/>
-          </w:rPr>
-          <w:rPr>
-            <w:color w:val="0000EE"/>
-            <w:u w:val="single"/>
-          </w:rPr>
-          <w:t>1:22–25</w:t>
-        </w:r>
-      </w:hyperlink>
+      <w:r>
+        <w:rPr>
+          <w:lang w:val="hi_IN" w:bidi="hi_IN"/>
+        </w:rPr>
+        <w:t>1:22–25</w:t>
+      </w:r>
       <w:r>
         <w:rPr>
           <w:lang w:val="hi_IN" w:bidi="hi_IN"/>
@@ -17178,18 +16986,12 @@
         </w:rPr>
         <w:t xml:space="preserve"> के इस अभिप्राय का प्रयोग </w:t>
       </w:r>
-      <w:hyperlink r:id="rId20">
-        <w:r>
-          <w:rPr>
-            <w:lang w:val="hi_IN" w:bidi="hi_IN"/>
-          </w:rPr>
-          <w:rPr>
-            <w:color w:val="0000EE"/>
-            <w:u w:val="single"/>
-          </w:rPr>
-          <w:t>1:5</w:t>
-        </w:r>
-      </w:hyperlink>
+      <w:r>
+        <w:rPr>
+          <w:lang w:val="hi_IN" w:bidi="hi_IN"/>
+        </w:rPr>
+        <w:t>1:5</w:t>
+      </w:r>
       <w:r>
         <w:rPr>
           <w:lang w:val="hi_IN" w:bidi="hi_IN"/>
@@ -17529,18 +17331,12 @@
         </w:rPr>
         <w:t xml:space="preserve">"यह उप-वाक्य </w:t>
       </w:r>
-      <w:hyperlink r:id="rId21">
-        <w:r>
-          <w:rPr>
-            <w:lang w:val="hi_IN" w:bidi="hi_IN"/>
-          </w:rPr>
-          <w:rPr>
-            <w:color w:val="0000EE"/>
-            <w:u w:val="single"/>
-          </w:rPr>
-          <w:t>34:8</w:t>
-        </w:r>
-      </w:hyperlink>
+      <w:r>
+        <w:rPr>
+          <w:lang w:val="hi_IN" w:bidi="hi_IN"/>
+        </w:rPr>
+        <w:t>34:8</w:t>
+      </w:r>
       <w:r>
         <w:rPr>
           <w:lang w:val="hi_IN" w:bidi="hi_IN"/>
@@ -19401,18 +19197,12 @@
         </w:rPr>
         <w:t>"इस वाक्यांश द्वारा पुराने नियम की एक पुस्तक का उद्धरण दिया गया है, (</w:t>
       </w:r>
-      <w:hyperlink r:id="rId22">
-        <w:r>
-          <w:rPr>
-            <w:lang w:val="hi_IN" w:bidi="hi_IN"/>
-          </w:rPr>
-          <w:rPr>
-            <w:color w:val="0000EE"/>
-            <w:u w:val="single"/>
-          </w:rPr>
-          <w:t>यशायाह 28:16</w:t>
-        </w:r>
-      </w:hyperlink>
+      <w:r>
+        <w:rPr>
+          <w:lang w:val="hi_IN" w:bidi="hi_IN"/>
+        </w:rPr>
+        <w:t>यशायाह 28:16</w:t>
+      </w:r>
       <w:r>
         <w:rPr>
           <w:lang w:val="hi_IN" w:bidi="hi_IN"/>
@@ -19517,18 +19307,12 @@
         </w:rPr>
         <w:t>"यह वाक्य यशायाह का उद्धरण है,</w:t>
       </w:r>
-      <w:hyperlink r:id="rId22">
-        <w:r>
-          <w:rPr>
-            <w:lang w:val="hi_IN" w:bidi="hi_IN"/>
-          </w:rPr>
-          <w:rPr>
-            <w:color w:val="0000EE"/>
-            <w:u w:val="single"/>
-          </w:rPr>
-          <w:t>यशायाह 28:16</w:t>
-        </w:r>
-      </w:hyperlink>
+      <w:r>
+        <w:rPr>
+          <w:lang w:val="hi_IN" w:bidi="hi_IN"/>
+        </w:rPr>
+        <w:t>यशायाह 28:16</w:t>
+      </w:r>
       <w:r>
         <w:rPr>
           <w:lang w:val="hi_IN" w:bidi="hi_IN"/>
@@ -20638,18 +20422,12 @@
         </w:rPr>
         <w:t xml:space="preserve">"यह वाक्य भजन संहिता का उद्धरण है, </w:t>
       </w:r>
-      <w:hyperlink r:id="rId23">
-        <w:r>
-          <w:rPr>
-            <w:lang w:val="hi_IN" w:bidi="hi_IN"/>
-          </w:rPr>
-          <w:rPr>
-            <w:color w:val="0000EE"/>
-            <w:u w:val="single"/>
-          </w:rPr>
-          <w:t>118:22</w:t>
-        </w:r>
-      </w:hyperlink>
+      <w:r>
+        <w:rPr>
+          <w:lang w:val="hi_IN" w:bidi="hi_IN"/>
+        </w:rPr>
+        <w:t>118:22</w:t>
+      </w:r>
       <w:r>
         <w:rPr>
           <w:lang w:val="hi_IN" w:bidi="hi_IN"/>
@@ -21002,18 +20780,12 @@
         </w:rPr>
         <w:t xml:space="preserve"> शब्द के द्वारा पुराने नियम की एक पुस्तक के उद्धरण का समावेश किया गया है, (</w:t>
       </w:r>
-      <w:hyperlink r:id="rId24">
-        <w:r>
-          <w:rPr>
-            <w:lang w:val="hi_IN" w:bidi="hi_IN"/>
-          </w:rPr>
-          <w:rPr>
-            <w:color w:val="0000EE"/>
-            <w:u w:val="single"/>
-          </w:rPr>
-          <w:t>यशायाह 8:14</w:t>
-        </w:r>
-      </w:hyperlink>
+      <w:r>
+        <w:rPr>
+          <w:lang w:val="hi_IN" w:bidi="hi_IN"/>
+        </w:rPr>
+        <w:t>यशायाह 8:14</w:t>
+      </w:r>
       <w:r>
         <w:rPr>
           <w:lang w:val="hi_IN" w:bidi="hi_IN"/>
@@ -21118,18 +20890,12 @@
         </w:rPr>
         <w:t xml:space="preserve">"यह वाक्य यशायाह का उद्धरण है, </w:t>
       </w:r>
-      <w:hyperlink r:id="rId24">
-        <w:r>
-          <w:rPr>
-            <w:lang w:val="hi_IN" w:bidi="hi_IN"/>
-          </w:rPr>
-          <w:rPr>
-            <w:color w:val="0000EE"/>
-            <w:u w:val="single"/>
-          </w:rPr>
-          <w:t>यशायाह 8:14</w:t>
-        </w:r>
-      </w:hyperlink>
+      <w:r>
+        <w:rPr>
+          <w:lang w:val="hi_IN" w:bidi="hi_IN"/>
+        </w:rPr>
+        <w:t>यशायाह 8:14</w:t>
+      </w:r>
       <w:r>
         <w:rPr>
           <w:lang w:val="hi_IN" w:bidi="hi_IN"/>
@@ -22337,18 +22103,12 @@
         </w:rPr>
         <w:t xml:space="preserve"> </w:t>
       </w:r>
-      <w:hyperlink r:id="rId25">
-        <w:r>
-          <w:rPr>
-            <w:lang w:val="hi_IN" w:bidi="hi_IN"/>
-          </w:rPr>
-          <w:rPr>
-            <w:color w:val="0000EE"/>
-            <w:u w:val="single"/>
-          </w:rPr>
-          <w:t>यशायाह 43:20</w:t>
-        </w:r>
-      </w:hyperlink>
+      <w:r>
+        <w:rPr>
+          <w:lang w:val="hi_IN" w:bidi="hi_IN"/>
+        </w:rPr>
+        <w:t>यशायाह 43:20</w:t>
+      </w:r>
       <w:r>
         <w:rPr>
           <w:lang w:val="hi_IN" w:bidi="hi_IN"/>
@@ -22375,18 +22135,12 @@
         </w:rPr>
         <w:t>पवित्र लोग</w:t>
       </w:r>
-      <w:hyperlink r:id="rId26">
-        <w:r>
-          <w:rPr>
-            <w:lang w:val="hi_IN" w:bidi="hi_IN"/>
-          </w:rPr>
-          <w:rPr>
-            <w:color w:val="0000EE"/>
-            <w:u w:val="single"/>
-          </w:rPr>
-          <w:t>निर्गमन 19:6</w:t>
-        </w:r>
-      </w:hyperlink>
+      <w:r>
+        <w:rPr>
+          <w:lang w:val="hi_IN" w:bidi="hi_IN"/>
+        </w:rPr>
+        <w:t>निर्गमन 19:6</w:t>
+      </w:r>
       <w:r>
         <w:rPr>
           <w:lang w:val="hi_IN" w:bidi="hi_IN"/>
@@ -22406,18 +22160,12 @@
         </w:rPr>
         <w:t xml:space="preserve"> </w:t>
       </w:r>
-      <w:hyperlink r:id="rId27">
-        <w:r>
-          <w:rPr>
-            <w:lang w:val="hi_IN" w:bidi="hi_IN"/>
-          </w:rPr>
-          <w:rPr>
-            <w:color w:val="0000EE"/>
-            <w:u w:val="single"/>
-          </w:rPr>
-          <w:t>यशायाह 43:21</w:t>
-        </w:r>
-      </w:hyperlink>
+      <w:r>
+        <w:rPr>
+          <w:lang w:val="hi_IN" w:bidi="hi_IN"/>
+        </w:rPr>
+        <w:t>यशायाह 43:21</w:t>
+      </w:r>
       <w:r>
         <w:rPr>
           <w:lang w:val="hi_IN" w:bidi="hi_IN"/>
@@ -23227,18 +22975,12 @@
         </w:rPr>
         <w:t>"ये चारों वाक्यांश पुराने नियम के उद्धरण हैं (</w:t>
       </w:r>
-      <w:hyperlink r:id="rId28">
-        <w:r>
-          <w:rPr>
-            <w:lang w:val="hi_IN" w:bidi="hi_IN"/>
-          </w:rPr>
-          <w:rPr>
-            <w:color w:val="0000EE"/>
-            <w:u w:val="single"/>
-          </w:rPr>
-          <w:t>होशे 1:6–10</w:t>
-        </w:r>
-      </w:hyperlink>
+      <w:r>
+        <w:rPr>
+          <w:lang w:val="hi_IN" w:bidi="hi_IN"/>
+        </w:rPr>
+        <w:t>होशे 1:6–10</w:t>
+      </w:r>
       <w:r>
         <w:rPr>
           <w:lang w:val="hi_IN" w:bidi="hi_IN"/>
@@ -23641,18 +23383,12 @@
         </w:rPr>
         <w:t>"</w:t>
       </w:r>
-      <w:hyperlink r:id="rId29">
-        <w:r>
-          <w:rPr>
-            <w:lang w:val="hi_IN" w:bidi="hi_IN"/>
-          </w:rPr>
-          <w:rPr>
-            <w:color w:val="0000EE"/>
-            <w:u w:val="single"/>
-          </w:rPr>
-          <w:t>1:1</w:t>
-        </w:r>
-      </w:hyperlink>
+      <w:r>
+        <w:rPr>
+          <w:lang w:val="hi_IN" w:bidi="hi_IN"/>
+        </w:rPr>
+        <w:t>1:1</w:t>
+      </w:r>
       <w:r>
         <w:rPr>
           <w:lang w:val="hi_IN" w:bidi="hi_IN"/>
@@ -25823,25 +25559,7 @@
         <w:rPr>
           <w:lang w:val="hi_IN" w:bidi="hi_IN"/>
         </w:rPr>
-        <w:t xml:space="preserve">"पतरस कुछ शब्दों को छोड़ देता है जिनकी आवश्यकता अनेक भाषाओं में वाक्य पूर्ति हेतु पड़ती है| इससे उत्पन्न एके पाठकों के मिथ्या बोध के निवारण हेतु इन शब्दों की आपूर्ति प्रकरण से की जाए| इस शब्दों का रथ हो सकता है: (1) </w:t>
-      </w:r>
-      <w:hyperlink r:id="rId15">
-        <w:r>
-          <w:rPr>
-            <w:lang w:val="hi_IN" w:bidi="hi_IN"/>
-          </w:rPr>
-          <w:rPr>
-            <w:color w:val="0000EE"/>
-            <w:u w:val="single"/>
-          </w:rPr>
-          <w:t>पद 13</w:t>
-        </w:r>
-      </w:hyperlink>
-      <w:r>
-        <w:rPr>
-          <w:lang w:val="hi_IN" w:bidi="hi_IN"/>
-        </w:rPr>
-        <w:t xml:space="preserve"> में व्यक्त अधिकारियों के अधीन रहने की आज्ञा| वैकल्पिक अनुवाद: “स्वतंत्र होते हुए भी अधीन रहो” (2) एक अभिप्रेत आदेशात्मक क्रिया| वैकल्पिक अनुवाद: “स्वतंत्र मनुष्यों का सा व्यवहार करो” या “स्वतंत्र मनुष्यों का सा जीवन जीओ”</w:t>
+        <w:t>"पतरस कुछ शब्दों को छोड़ देता है जिनकी आवश्यकता अनेक भाषाओं में वाक्य पूर्ति हेतु पड़ती है| इससे उत्पन्न एके पाठकों के मिथ्या बोध के निवारण हेतु इन शब्दों की आपूर्ति प्रकरण से की जाए| इस शब्दों का रथ हो सकता है: (1) पद 13 में व्यक्त अधिकारियों के अधीन रहने की आज्ञा| वैकल्पिक अनुवाद: “स्वतंत्र होते हुए भी अधीन रहो” (2) एक अभिप्रेत आदेशात्मक क्रिया| वैकल्पिक अनुवाद: “स्वतंत्र मनुष्यों का सा व्यवहार करो” या “स्वतंत्र मनुष्यों का सा जीवन जीओ”</w:t>
       </w:r>
     </w:p>
     <w:p>
@@ -27701,18 +27419,12 @@
         </w:rPr>
         <w:t xml:space="preserve">"यह पद </w:t>
       </w:r>
-      <w:hyperlink r:id="rId30">
-        <w:r>
-          <w:rPr>
-            <w:lang w:val="hi_IN" w:bidi="hi_IN"/>
-          </w:rPr>
-          <w:rPr>
-            <w:color w:val="0000EE"/>
-            <w:u w:val="single"/>
-          </w:rPr>
-          <w:t>यशायाह 53:9</w:t>
-        </w:r>
-      </w:hyperlink>
+      <w:r>
+        <w:rPr>
+          <w:lang w:val="hi_IN" w:bidi="hi_IN"/>
+        </w:rPr>
+        <w:t>यशायाह 53:9</w:t>
+      </w:r>
       <w:r>
         <w:rPr>
           <w:lang w:val="hi_IN" w:bidi="hi_IN"/>
@@ -29090,18 +28802,12 @@
         </w:rPr>
         <w:t xml:space="preserve">"यह उप-वाक्य </w:t>
       </w:r>
-      <w:hyperlink r:id="rId31">
-        <w:r>
-          <w:rPr>
-            <w:lang w:val="hi_IN" w:bidi="hi_IN"/>
-          </w:rPr>
-          <w:rPr>
-            <w:color w:val="0000EE"/>
-            <w:u w:val="single"/>
-          </w:rPr>
-          <w:t>यशायाह 53:5</w:t>
-        </w:r>
-      </w:hyperlink>
+      <w:r>
+        <w:rPr>
+          <w:lang w:val="hi_IN" w:bidi="hi_IN"/>
+        </w:rPr>
+        <w:t>यशायाह 53:5</w:t>
+      </w:r>
       <w:r>
         <w:rPr>
           <w:lang w:val="hi_IN" w:bidi="hi_IN"/>
@@ -29898,18 +29604,12 @@
         </w:rPr>
         <w:t>"</w:t>
       </w:r>
-      <w:hyperlink r:id="rId32">
-        <w:r>
-          <w:rPr>
-            <w:lang w:val="hi_IN" w:bidi="hi_IN"/>
-          </w:rPr>
-          <w:rPr>
-            <w:color w:val="0000EE"/>
-            <w:u w:val="single"/>
-          </w:rPr>
-          <w:t>1:9</w:t>
-        </w:r>
-      </w:hyperlink>
+      <w:r>
+        <w:rPr>
+          <w:lang w:val="hi_IN" w:bidi="hi_IN"/>
+        </w:rPr>
+        <w:t>1:9</w:t>
+      </w:r>
       <w:r>
         <w:rPr>
           <w:lang w:val="hi_IN" w:bidi="hi_IN"/>
@@ -29997,25 +29697,7 @@
         <w:rPr>
           <w:lang w:val="hi_IN" w:bidi="hi_IN"/>
         </w:rPr>
-        <w:t>"# General Information:\n\n</w:t>
-      </w:r>
-      <w:hyperlink r:id="rId15">
-        <w:r>
-          <w:rPr>
-            <w:lang w:val="hi_IN" w:bidi="hi_IN"/>
-          </w:rPr>
-          <w:rPr>
-            <w:color w:val="0000EE"/>
-            <w:u w:val="single"/>
-          </w:rPr>
-          <w:t>पद 1–6</w:t>
-        </w:r>
-      </w:hyperlink>
-      <w:r>
-        <w:rPr>
-          <w:lang w:val="hi_IN" w:bidi="hi_IN"/>
-        </w:rPr>
-        <w:t xml:space="preserve"> में पतरस स्त्रियों को निर्देश देता है विशेष करके पत्नियों को|"</w:t>
+        <w:t>"# General Information:\n\nपद 1–6 में पतरस स्त्रियों को निर्देश देता है विशेष करके पत्नियों को|"</w:t>
       </w:r>
       <w:r>
         <w:rPr>
@@ -30134,18 +29816,12 @@
         </w:rPr>
         <w:t xml:space="preserve"> इसका सन्दर्भ हो सकता है: (1) सुसमाचार के सन्देश को स्वीकार करने से इनकार करने से जैसा </w:t>
       </w:r>
-      <w:hyperlink r:id="rId33">
-        <w:r>
-          <w:rPr>
-            <w:lang w:val="hi_IN" w:bidi="hi_IN"/>
-          </w:rPr>
-          <w:rPr>
-            <w:color w:val="0000EE"/>
-            <w:u w:val="single"/>
-          </w:rPr>
-          <w:t>2:8</w:t>
-        </w:r>
-      </w:hyperlink>
+      <w:r>
+        <w:rPr>
+          <w:lang w:val="hi_IN" w:bidi="hi_IN"/>
+        </w:rPr>
+        <w:t>2:8</w:t>
+      </w:r>
       <w:r>
         <w:rPr>
           <w:lang w:val="hi_IN" w:bidi="hi_IN"/>
@@ -32343,25 +32019,7 @@
         <w:rPr>
           <w:lang w:val="hi_IN" w:bidi="hi_IN"/>
         </w:rPr>
-        <w:t>"</w:t>
-      </w:r>
-      <w:hyperlink r:id="rId15">
-        <w:r>
-          <w:rPr>
-            <w:lang w:val="hi_IN" w:bidi="hi_IN"/>
-          </w:rPr>
-          <w:rPr>
-            <w:color w:val="0000EE"/>
-            <w:u w:val="single"/>
-          </w:rPr>
-          <w:t>पद 1</w:t>
-        </w:r>
-      </w:hyperlink>
-      <w:r>
-        <w:rPr>
-          <w:lang w:val="hi_IN" w:bidi="hi_IN"/>
-        </w:rPr>
-        <w:t xml:space="preserve"> में एक ऐसे ही उप-वाक्य के अपने अनुवाद का अवलोकन करें|"</w:t>
+        <w:t>"पद 1 में एक ऐसे ही उप-वाक्य के अपने अनुवाद का अवलोकन करें|"</w:t>
       </w:r>
       <w:r>
         <w:rPr>
@@ -33000,18 +32658,12 @@
         </w:rPr>
         <w:t xml:space="preserve"> शब्द बाईबल में स्त्री-पुरुष दोनों के लिए काम में लिया गया है, (</w:t>
       </w:r>
-      <w:hyperlink r:id="rId34">
-        <w:r>
-          <w:rPr>
-            <w:lang w:val="hi_IN" w:bidi="hi_IN"/>
-          </w:rPr>
-          <w:rPr>
-            <w:color w:val="0000EE"/>
-            <w:u w:val="single"/>
-          </w:rPr>
-          <w:t>9:15</w:t>
-        </w:r>
-      </w:hyperlink>
+      <w:r>
+        <w:rPr>
+          <w:lang w:val="hi_IN" w:bidi="hi_IN"/>
+        </w:rPr>
+        <w:t>9:15</w:t>
+      </w:r>
       <w:r>
         <w:rPr>
           <w:lang w:val="hi_IN" w:bidi="hi_IN"/>
@@ -33608,25 +33260,7 @@
         <w:rPr>
           <w:lang w:val="hi_IN" w:bidi="hi_IN"/>
         </w:rPr>
-        <w:t>"# General Information:\n\n</w:t>
-      </w:r>
-      <w:hyperlink r:id="rId15">
-        <w:r>
-          <w:rPr>
-            <w:lang w:val="hi_IN" w:bidi="hi_IN"/>
-          </w:rPr>
-          <w:rPr>
-            <w:color w:val="0000EE"/>
-            <w:u w:val="single"/>
-          </w:rPr>
-          <w:t>पद 8–12</w:t>
-        </w:r>
-      </w:hyperlink>
-      <w:r>
-        <w:rPr>
-          <w:lang w:val="hi_IN" w:bidi="hi_IN"/>
-        </w:rPr>
-        <w:t xml:space="preserve"> में पतरस सब विश्वासियों के लिए निर्देश लिख कर भेजता है|"</w:t>
+        <w:t>"# General Information:\n\nपद 8–12 में पतरस सब विश्वासियों के लिए निर्देश लिख कर भेजता है|"</w:t>
       </w:r>
       <w:r>
         <w:rPr>
@@ -34580,18 +34214,12 @@
         </w:rPr>
         <w:t xml:space="preserve"> शब्द पुराने नियम के उद्धरण का समावेश कराता है, (</w:t>
       </w:r>
-      <w:hyperlink r:id="rId35">
-        <w:r>
-          <w:rPr>
-            <w:lang w:val="hi_IN" w:bidi="hi_IN"/>
-          </w:rPr>
-          <w:rPr>
-            <w:color w:val="0000EE"/>
-            <w:u w:val="single"/>
-          </w:rPr>
-          <w:t>Psalm 34:12–16</w:t>
-        </w:r>
-      </w:hyperlink>
+      <w:r>
+        <w:rPr>
+          <w:lang w:val="hi_IN" w:bidi="hi_IN"/>
+        </w:rPr>
+        <w:t>Psalm 34:12–16</w:t>
+      </w:r>
       <w:r>
         <w:rPr>
           <w:lang w:val="hi_IN" w:bidi="hi_IN"/>
@@ -34694,25 +34322,7 @@
         <w:rPr>
           <w:lang w:val="hi_IN" w:bidi="hi_IN"/>
         </w:rPr>
-        <w:t xml:space="preserve">"इस उप-वाक्य से </w:t>
-      </w:r>
-      <w:hyperlink r:id="rId15">
-        <w:r>
-          <w:rPr>
-            <w:lang w:val="hi_IN" w:bidi="hi_IN"/>
-          </w:rPr>
-          <w:rPr>
-            <w:color w:val="0000EE"/>
-            <w:u w:val="single"/>
-          </w:rPr>
-          <w:t>पद 12</w:t>
-        </w:r>
-      </w:hyperlink>
-      <w:r>
-        <w:rPr>
-          <w:lang w:val="hi_IN" w:bidi="hi_IN"/>
-        </w:rPr>
-        <w:t xml:space="preserve"> के अंत तक पतरस </w:t>
+        <w:t xml:space="preserve">"इस उप-वाक्य से पद 12 के अंत तक पतरस </w:t>
       </w:r>
       <w:r>
         <w:rPr>
@@ -36408,25 +36018,7 @@
         <w:rPr>
           <w:lang w:val="hi_IN" w:bidi="hi_IN"/>
         </w:rPr>
-        <w:t xml:space="preserve">"इस वाक्यांश के बाद पतरस भजन संहिता की पुस्तक के उद्धरण का भी समापन करता है| आपने </w:t>
-      </w:r>
-      <w:hyperlink r:id="rId15">
-        <w:r>
-          <w:rPr>
-            <w:lang w:val="hi_IN" w:bidi="hi_IN"/>
-          </w:rPr>
-          <w:rPr>
-            <w:color w:val="0000EE"/>
-            <w:u w:val="single"/>
-          </w:rPr>
-          <w:t>verse 10</w:t>
-        </w:r>
-      </w:hyperlink>
-      <w:r>
-        <w:rPr>
-          <w:lang w:val="hi_IN" w:bidi="hi_IN"/>
-        </w:rPr>
-        <w:t xml:space="preserve"> में इसको उद्धरण चिन्हों में रखने का निर्णय लिया है तो आपकी भाषा में जो भी उद्धरण चिन्ह हों या परिपाटी हो उसके द्वारा यहाँ उद्धरण के समापन का संकेत दें|</w:t>
+        <w:t>"इस वाक्यांश के बाद पतरस भजन संहिता की पुस्तक के उद्धरण का भी समापन करता है| आपने verse 10 में इसको उद्धरण चिन्हों में रखने का निर्णय लिया है तो आपकी भाषा में जो भी उद्धरण चिन्ह हों या परिपाटी हो उसके द्वारा यहाँ उद्धरण के समापन का संकेत दें|</w:t>
       </w:r>
     </w:p>
     <w:p>
@@ -36509,25 +36101,7 @@
         <w:rPr>
           <w:lang w:val="hi_IN" w:bidi="hi_IN"/>
         </w:rPr>
-        <w:t>"# Connecting Statement:\n\n</w:t>
-      </w:r>
-      <w:hyperlink r:id="rId15">
-        <w:r>
-          <w:rPr>
-            <w:lang w:val="hi_IN" w:bidi="hi_IN"/>
-          </w:rPr>
-          <w:rPr>
-            <w:color w:val="0000EE"/>
-            <w:u w:val="single"/>
-          </w:rPr>
-          <w:t>पद 13–22</w:t>
-        </w:r>
-      </w:hyperlink>
-      <w:r>
-        <w:rPr>
-          <w:lang w:val="hi_IN" w:bidi="hi_IN"/>
-        </w:rPr>
-        <w:t xml:space="preserve"> में पतरस विश्वासियों को शिक्षा देता है कि जब अविश्वासी उनको काश दें तब उनका व्यवहार कैसा हो|"</w:t>
+        <w:t>"# Connecting Statement:\n\nपद 13–22 में पतरस विश्वासियों को शिक्षा देता है कि जब अविश्वासी उनको काश दें तब उनका व्यवहार कैसा हो|"</w:t>
       </w:r>
       <w:r>
         <w:rPr>
@@ -37051,18 +36625,12 @@
         </w:rPr>
         <w:t xml:space="preserve">"यह वाक्य </w:t>
       </w:r>
-      <w:hyperlink r:id="rId36">
-        <w:r>
-          <w:rPr>
-            <w:lang w:val="hi_IN" w:bidi="hi_IN"/>
-          </w:rPr>
-          <w:rPr>
-            <w:color w:val="0000EE"/>
-            <w:u w:val="single"/>
-          </w:rPr>
-          <w:t>यशायाह 8:12</w:t>
-        </w:r>
-      </w:hyperlink>
+      <w:r>
+        <w:rPr>
+          <w:lang w:val="hi_IN" w:bidi="hi_IN"/>
+        </w:rPr>
+        <w:t>यशायाह 8:12</w:t>
+      </w:r>
       <w:r>
         <w:rPr>
           <w:lang w:val="hi_IN" w:bidi="hi_IN"/>
@@ -39843,54 +39411,24 @@
         </w:rPr>
         <w:t xml:space="preserve"> का सन्दर्भ हो सकता है: (1) दुष्ट आत्माएं जिनको परमेश्वर ने बंदी बना कर रखा था, उनके उन कामों के कारण जो उन्होंने नूह के समय में जल प्र)लय से पूर्व किए थे (देखें </w:t>
       </w:r>
-      <w:hyperlink r:id="rId37">
-        <w:r>
-          <w:rPr>
-            <w:lang w:val="hi_IN" w:bidi="hi_IN"/>
-          </w:rPr>
-          <w:rPr>
-            <w:color w:val="0000EE"/>
-            <w:u w:val="single"/>
-          </w:rPr>
-          <w:t>2 पतरस 2:4–5</w:t>
-        </w:r>
-      </w:hyperlink>
-      <w:r>
-        <w:rPr>
-          <w:lang w:val="hi_IN" w:bidi="hi_IN"/>
-        </w:rPr>
-        <w:t xml:space="preserve">; </w:t>
-      </w:r>
-      <w:hyperlink r:id="rId38">
-        <w:r>
-          <w:rPr>
-            <w:lang w:val="hi_IN" w:bidi="hi_IN"/>
-          </w:rPr>
-          <w:rPr>
-            <w:color w:val="0000EE"/>
-            <w:u w:val="single"/>
-          </w:rPr>
-          <w:t>यहूदा 6–7</w:t>
-        </w:r>
-      </w:hyperlink>
-      <w:r>
-        <w:rPr>
-          <w:lang w:val="hi_IN" w:bidi="hi_IN"/>
-        </w:rPr>
-        <w:t xml:space="preserve">; </w:t>
-      </w:r>
-      <w:hyperlink r:id="rId39">
-        <w:r>
-          <w:rPr>
-            <w:lang w:val="hi_IN" w:bidi="hi_IN"/>
-          </w:rPr>
-          <w:rPr>
-            <w:color w:val="0000EE"/>
-            <w:u w:val="single"/>
-          </w:rPr>
-          <w:t>उत्पत्ति 6:1–4</w:t>
-        </w:r>
-      </w:hyperlink>
+      <w:r>
+        <w:rPr>
+          <w:lang w:val="hi_IN" w:bidi="hi_IN"/>
+        </w:rPr>
+        <w:t>2 पतरस 2:4–5</w:t>
+      </w:r>
+      <w:r>
+        <w:rPr>
+          <w:lang w:val="hi_IN" w:bidi="hi_IN"/>
+        </w:rPr>
+        <w:t xml:space="preserve">; यहूदा 6–7; </w:t>
+      </w:r>
+      <w:r>
+        <w:rPr>
+          <w:lang w:val="hi_IN" w:bidi="hi_IN"/>
+        </w:rPr>
+        <w:t>उत्पत्ति 6:1–4</w:t>
+      </w:r>
       <w:r>
         <w:rPr>
           <w:lang w:val="hi_IN" w:bidi="hi_IN"/>
@@ -40034,41 +39572,17 @@
         </w:rPr>
         <w:t xml:space="preserve"> शब्द का उपयोग रूपक रूप में करता है जिसके सन्दर्भ हो सकते हैं: (1) उस स्थान से जहां परमेश्वर ने कुछ दुष्ट आत्माओं को बंदी बना कर रखा था कि सम्पूर्ण संसार के न्याय के दिन उनका भी न्याय करे (देखें </w:t>
       </w:r>
-      <w:hyperlink r:id="rId37">
-        <w:r>
-          <w:rPr>
-            <w:lang w:val="hi_IN" w:bidi="hi_IN"/>
-          </w:rPr>
-          <w:rPr>
-            <w:color w:val="0000EE"/>
-            <w:u w:val="single"/>
-          </w:rPr>
-          <w:t>2 पतरस 2:4–5</w:t>
-        </w:r>
-      </w:hyperlink>
-      <w:r>
-        <w:rPr>
-          <w:lang w:val="hi_IN" w:bidi="hi_IN"/>
-        </w:rPr>
-        <w:t xml:space="preserve">; </w:t>
-      </w:r>
-      <w:hyperlink r:id="rId38">
-        <w:r>
-          <w:rPr>
-            <w:lang w:val="hi_IN" w:bidi="hi_IN"/>
-          </w:rPr>
-          <w:rPr>
-            <w:color w:val="0000EE"/>
-            <w:u w:val="single"/>
-          </w:rPr>
-          <w:t>यहूदा 6–7</w:t>
-        </w:r>
-      </w:hyperlink>
-      <w:r>
-        <w:rPr>
-          <w:lang w:val="hi_IN" w:bidi="hi_IN"/>
-        </w:rPr>
-        <w:t>). वैकल्पिक अनुवाद: “जिनको परमेश्वर ने दंड के लिए बंदी बना कर रखा हुआ था” (2) उस स्थान से जहां पापी मनुष्य मरणोपरांत जाते हैं| वैकल्पिक अनुवाद: “नरक में”</w:t>
+      <w:r>
+        <w:rPr>
+          <w:lang w:val="hi_IN" w:bidi="hi_IN"/>
+        </w:rPr>
+        <w:t>2 पतरस 2:4–5</w:t>
+      </w:r>
+      <w:r>
+        <w:rPr>
+          <w:lang w:val="hi_IN" w:bidi="hi_IN"/>
+        </w:rPr>
+        <w:t>; यहूदा 6–7). वैकल्पिक अनुवाद: “जिनको परमेश्वर ने दंड के लिए बंदी बना कर रखा हुआ था” (2) उस स्थान से जहां पापी मनुष्य मरणोपरांत जाते हैं| वैकल्पिक अनुवाद: “नरक में”</w:t>
       </w:r>
     </w:p>
     <w:p>
@@ -40971,18 +40485,12 @@
         </w:rPr>
         <w:t xml:space="preserve"> शब्द का प्रयोग लाक्षणिक भाषा में करता है कि बपतिस्मे में विश्वासियों द्वारा यीशु में विश्वास की मूक घोषणा का सन्दर्भ दे| बाईबल में स्पष्ट व्यक्त है कि परमेश्वर विश्वास के द्वारा अनुग्रह से मनुष्यों का उद्धार करता है, न कि बपतिस्मे जैसे किसी कर्म के द्वारा (</w:t>
       </w:r>
-      <w:hyperlink r:id="rId40">
-        <w:r>
-          <w:rPr>
-            <w:lang w:val="hi_IN" w:bidi="hi_IN"/>
-          </w:rPr>
-          <w:rPr>
-            <w:color w:val="0000EE"/>
-            <w:u w:val="single"/>
-          </w:rPr>
-          <w:t>इफी. 2:8–9</w:t>
-        </w:r>
-      </w:hyperlink>
+      <w:r>
+        <w:rPr>
+          <w:lang w:val="hi_IN" w:bidi="hi_IN"/>
+        </w:rPr>
+        <w:t>इफी. 2:8–9</w:t>
+      </w:r>
       <w:r>
         <w:rPr>
           <w:lang w:val="hi_IN" w:bidi="hi_IN"/>
@@ -42301,18 +41809,12 @@
         </w:rPr>
         <w:t xml:space="preserve"> शब्द पतरस द्वारा </w:t>
       </w:r>
-      <w:hyperlink r:id="rId41">
-        <w:r>
-          <w:rPr>
-            <w:lang w:val="hi_IN" w:bidi="hi_IN"/>
-          </w:rPr>
-          <w:rPr>
-            <w:color w:val="0000EE"/>
-            <w:u w:val="single"/>
-          </w:rPr>
-          <w:t>3:18</w:t>
-        </w:r>
-      </w:hyperlink>
+      <w:r>
+        <w:rPr>
+          <w:lang w:val="hi_IN" w:bidi="hi_IN"/>
+        </w:rPr>
+        <w:t>3:18</w:t>
+      </w:r>
       <w:r>
         <w:rPr>
           <w:lang w:val="hi_IN" w:bidi="hi_IN"/>
@@ -44714,18 +44216,12 @@
         </w:rPr>
         <w:t xml:space="preserve"> अर्थात वे मनुष्य जिन्होंने जीवित रहते हुए सुसमाचार सूना था परन्तु पतरस द्वारा पत्र लेखन के समय वे मर चुके थे| कुछ लोगों के विचार में इस उप-वाक्य का अर्थ है कि यीशु ने नरक में जाकर उन मृतकों को सुसमाचार सुनाया जो क्रूस पर यीशु की मृत्यु से पूर्व मर गए थे परन्तु यह विचार </w:t>
       </w:r>
-      <w:hyperlink r:id="rId42">
-        <w:r>
-          <w:rPr>
-            <w:lang w:val="hi_IN" w:bidi="hi_IN"/>
-          </w:rPr>
-          <w:rPr>
-            <w:color w:val="0000EE"/>
-            <w:u w:val="single"/>
-          </w:rPr>
-          <w:t>इब्रानियों 9:27</w:t>
-        </w:r>
-      </w:hyperlink>
+      <w:r>
+        <w:rPr>
+          <w:lang w:val="hi_IN" w:bidi="hi_IN"/>
+        </w:rPr>
+        <w:t>इब्रानियों 9:27</w:t>
+      </w:r>
       <w:r>
         <w:rPr>
           <w:lang w:val="hi_IN" w:bidi="hi_IN"/>
@@ -45174,25 +44670,7 @@
         <w:rPr>
           <w:lang w:val="hi_IN" w:bidi="hi_IN"/>
         </w:rPr>
-        <w:t xml:space="preserve"> इस लाक्षणिक प्रयोग के द्वारा पतरस मनुष्य के जीवन काल को संदर्भित करता है| </w:t>
-      </w:r>
-      <w:hyperlink r:id="rId15">
-        <w:r>
-          <w:rPr>
-            <w:lang w:val="hi_IN" w:bidi="hi_IN"/>
-          </w:rPr>
-          <w:rPr>
-            <w:color w:val="0000EE"/>
-            <w:u w:val="single"/>
-          </w:rPr>
-          <w:t>पद 2</w:t>
-        </w:r>
-      </w:hyperlink>
-      <w:r>
-        <w:rPr>
-          <w:lang w:val="hi_IN" w:bidi="hi_IN"/>
-        </w:rPr>
-        <w:t xml:space="preserve"> में इस अभिव्यक्ति के अपने अनुवाद का अवलोकन करें|</w:t>
+        <w:t xml:space="preserve"> इस लाक्षणिक प्रयोग के द्वारा पतरस मनुष्य के जीवन काल को संदर्भित करता है| पद 2 में इस अभिव्यक्ति के अपने अनुवाद का अवलोकन करें|</w:t>
       </w:r>
     </w:p>
     <w:p>
@@ -45442,18 +44920,12 @@
         </w:rPr>
         <w:t xml:space="preserve"> का सन्दर्भ हो सकता है: (1) पवित्र आत्मा से| ऐसी वस्तुस्थिति में, इस वाक्यांश द्वारा उस साधन का संकेत दिया गया है जिसके माध्यम से मनुष्य अनंत जीवन पाते हैं| वैकल्पिक अनुवाद: “वे आत्मा के द्वारा जीवित रहें” (2) उनका आत्मिक अस्तित्व| ऐसी वस्तुस्थिति में, इस वाक्यांश का सन्दर्भ पार्थिव जगत के विपरीत आत्मिक जगत से है| इसी पद में “शरीर के अनुसार” पार्थिव जगत के सन्दर्भ में है| वैकल्पिक अनुवाद: “कि वे आत्मिकता में जीवित रहने पाएं” या “वे आत्मिक जगत में रहने पाएं” </w:t>
       </w:r>
-      <w:hyperlink r:id="rId41">
-        <w:r>
-          <w:rPr>
-            <w:lang w:val="hi_IN" w:bidi="hi_IN"/>
-          </w:rPr>
-          <w:rPr>
-            <w:color w:val="0000EE"/>
-            <w:u w:val="single"/>
-          </w:rPr>
-          <w:t>3:18</w:t>
-        </w:r>
-      </w:hyperlink>
+      <w:r>
+        <w:rPr>
+          <w:lang w:val="hi_IN" w:bidi="hi_IN"/>
+        </w:rPr>
+        <w:t>3:18</w:t>
+      </w:r>
       <w:r>
         <w:rPr>
           <w:lang w:val="hi_IN" w:bidi="hi_IN"/>
@@ -45917,18 +45389,12 @@
         </w:rPr>
         <w:t>"</w:t>
       </w:r>
-      <w:hyperlink r:id="rId43">
-        <w:r>
-          <w:rPr>
-            <w:lang w:val="hi_IN" w:bidi="hi_IN"/>
-          </w:rPr>
-          <w:rPr>
-            <w:color w:val="0000EE"/>
-            <w:u w:val="single"/>
-          </w:rPr>
-          <w:t>1:13</w:t>
-        </w:r>
-      </w:hyperlink>
+      <w:r>
+        <w:rPr>
+          <w:lang w:val="hi_IN" w:bidi="hi_IN"/>
+        </w:rPr>
+        <w:t>1:13</w:t>
+      </w:r>
       <w:r>
         <w:rPr>
           <w:lang w:val="hi_IN" w:bidi="hi_IN"/>
@@ -48324,54 +47790,36 @@
         </w:rPr>
         <w:t xml:space="preserve"> एक मुहावरा है जिसका अर्थ है, पवित्र आत्मा मसीही जनों में अनवरत अन्तर्वास करता है| पतरस ने यह भाषा </w:t>
       </w:r>
-      <w:hyperlink r:id="rId44">
-        <w:r>
-          <w:rPr>
-            <w:lang w:val="hi_IN" w:bidi="hi_IN"/>
-          </w:rPr>
-          <w:rPr>
-            <w:color w:val="0000EE"/>
-            <w:u w:val="single"/>
-          </w:rPr>
-          <w:t>यशायाह 11:2</w:t>
-        </w:r>
-      </w:hyperlink>
+      <w:r>
+        <w:rPr>
+          <w:lang w:val="hi_IN" w:bidi="hi_IN"/>
+        </w:rPr>
+        <w:t>यशायाह 11:2</w:t>
+      </w:r>
       <w:r>
         <w:rPr>
           <w:lang w:val="hi_IN" w:bidi="hi_IN"/>
         </w:rPr>
         <w:t xml:space="preserve"> से आदान की है जहां इसका मूल अभिप्राय है, पवित्र आत्मा मसीह में अन्तर्वास करता है| पवित्र आत्मा मसीह में अन्तर्वास करता है ताथापी उनमें भी जो मसीह में विश्वास करते हैं (</w:t>
       </w:r>
-      <w:hyperlink r:id="rId45">
-        <w:r>
-          <w:rPr>
-            <w:lang w:val="hi_IN" w:bidi="hi_IN"/>
-          </w:rPr>
-          <w:rPr>
-            <w:color w:val="0000EE"/>
-            <w:u w:val="single"/>
-          </w:rPr>
-          <w:t>यूहन्ना 1:33</w:t>
-        </w:r>
-      </w:hyperlink>
+      <w:r>
+        <w:rPr>
+          <w:lang w:val="hi_IN" w:bidi="hi_IN"/>
+        </w:rPr>
+        <w:t>यूहन्ना 1:33</w:t>
+      </w:r>
       <w:r>
         <w:rPr>
           <w:lang w:val="hi_IN" w:bidi="hi_IN"/>
         </w:rPr>
         <w:t xml:space="preserve">; </w:t>
       </w:r>
-      <w:hyperlink r:id="rId46">
-        <w:r>
-          <w:rPr>
-            <w:lang w:val="hi_IN" w:bidi="hi_IN"/>
-          </w:rPr>
-          <w:rPr>
-            <w:color w:val="0000EE"/>
-            <w:u w:val="single"/>
-          </w:rPr>
-          <w:t>14:16–17</w:t>
-        </w:r>
-      </w:hyperlink>
+      <w:r>
+        <w:rPr>
+          <w:lang w:val="hi_IN" w:bidi="hi_IN"/>
+        </w:rPr>
+        <w:t>14:16–17</w:t>
+      </w:r>
       <w:r>
         <w:rPr>
           <w:lang w:val="hi_IN" w:bidi="hi_IN"/>
@@ -49762,18 +49210,12 @@
         </w:rPr>
         <w:t xml:space="preserve"> अर्थात मन फिराव और सुसमाचार में विश्वास करने की आज्ञा का उल्लंघन करते हैं जो सुसमाचार के सन्देश का एक भाग है| </w:t>
       </w:r>
-      <w:hyperlink r:id="rId33">
-        <w:r>
-          <w:rPr>
-            <w:lang w:val="hi_IN" w:bidi="hi_IN"/>
-          </w:rPr>
-          <w:rPr>
-            <w:color w:val="0000EE"/>
-            <w:u w:val="single"/>
-          </w:rPr>
-          <w:t>2:8</w:t>
-        </w:r>
-      </w:hyperlink>
+      <w:r>
+        <w:rPr>
+          <w:lang w:val="hi_IN" w:bidi="hi_IN"/>
+        </w:rPr>
+        <w:t>2:8</w:t>
+      </w:r>
       <w:r>
         <w:rPr>
           <w:lang w:val="hi_IN" w:bidi="hi_IN"/>
@@ -50015,18 +49457,12 @@
         </w:rPr>
         <w:t xml:space="preserve"> शब्द के द्वारा पुराने नियम की पुस्तक (नीतिवचन </w:t>
       </w:r>
-      <w:hyperlink r:id="rId47">
-        <w:r>
-          <w:rPr>
-            <w:lang w:val="hi_IN" w:bidi="hi_IN"/>
-          </w:rPr>
-          <w:rPr>
-            <w:color w:val="0000EE"/>
-            <w:u w:val="single"/>
-          </w:rPr>
-          <w:t>11:31</w:t>
-        </w:r>
-      </w:hyperlink>
+      <w:r>
+        <w:rPr>
+          <w:lang w:val="hi_IN" w:bidi="hi_IN"/>
+        </w:rPr>
+        <w:t>11:31</w:t>
+      </w:r>
       <w:r>
         <w:rPr>
           <w:lang w:val="hi_IN" w:bidi="hi_IN"/>
@@ -50131,18 +49567,12 @@
         </w:rPr>
         <w:t xml:space="preserve">"यह वाक्य </w:t>
       </w:r>
-      <w:hyperlink r:id="rId48">
-        <w:r>
-          <w:rPr>
-            <w:lang w:val="hi_IN" w:bidi="hi_IN"/>
-          </w:rPr>
-          <w:rPr>
-            <w:color w:val="0000EE"/>
-            <w:u w:val="single"/>
-          </w:rPr>
-          <w:t>नीतिवचन 11:31</w:t>
-        </w:r>
-      </w:hyperlink>
+      <w:r>
+        <w:rPr>
+          <w:lang w:val="hi_IN" w:bidi="hi_IN"/>
+        </w:rPr>
+        <w:t>नीतिवचन 11:31</w:t>
+      </w:r>
       <w:r>
         <w:rPr>
           <w:lang w:val="hi_IN" w:bidi="hi_IN"/>
@@ -50802,18 +50232,12 @@
         </w:rPr>
         <w:t>"</w:t>
       </w:r>
-      <w:hyperlink r:id="rId32">
-        <w:r>
-          <w:rPr>
-            <w:lang w:val="hi_IN" w:bidi="hi_IN"/>
-          </w:rPr>
-          <w:rPr>
-            <w:color w:val="0000EE"/>
-            <w:u w:val="single"/>
-          </w:rPr>
-          <w:t>1:9</w:t>
-        </w:r>
-      </w:hyperlink>
+      <w:r>
+        <w:rPr>
+          <w:lang w:val="hi_IN" w:bidi="hi_IN"/>
+        </w:rPr>
+        <w:t>1:9</w:t>
+      </w:r>
       <w:r>
         <w:rPr>
           <w:lang w:val="hi_IN" w:bidi="hi_IN"/>
@@ -51005,25 +50429,7 @@
         <w:rPr>
           <w:lang w:val="hi_IN" w:bidi="hi_IN"/>
         </w:rPr>
-        <w:t>"# General Information:\n\n</w:t>
-      </w:r>
-      <w:hyperlink r:id="rId15">
-        <w:r>
-          <w:rPr>
-            <w:lang w:val="hi_IN" w:bidi="hi_IN"/>
-          </w:rPr>
-          <w:rPr>
-            <w:color w:val="0000EE"/>
-            <w:u w:val="single"/>
-          </w:rPr>
-          <w:t>पद 1–4</w:t>
-        </w:r>
-      </w:hyperlink>
-      <w:r>
-        <w:rPr>
-          <w:lang w:val="hi_IN" w:bidi="hi_IN"/>
-        </w:rPr>
-        <w:t xml:space="preserve"> में पतरस सीधा-सीधा उन विश्वासियों से कहता है जो कलीसिया में अगुवे हैं|"</w:t>
+        <w:t>"# General Information:\n\nपद 1–4 में पतरस सीधा-सीधा उन विश्वासियों से कहता है जो कलीसिया में अगुवे हैं|"</w:t>
       </w:r>
       <w:r>
         <w:rPr>
@@ -51114,25 +50520,7 @@
         <w:rPr>
           <w:lang w:val="hi_IN" w:bidi="hi_IN"/>
         </w:rPr>
-        <w:t>"</w:t>
-      </w:r>
-      <w:hyperlink r:id="rId15">
-        <w:r>
-          <w:rPr>
-            <w:lang w:val="hi_IN" w:bidi="hi_IN"/>
-          </w:rPr>
-          <w:rPr>
-            <w:color w:val="0000EE"/>
-            <w:u w:val="single"/>
-          </w:rPr>
-          <w:t>पद 1–5</w:t>
-        </w:r>
-      </w:hyperlink>
-      <w:r>
-        <w:rPr>
-          <w:lang w:val="hi_IN" w:bidi="hi_IN"/>
-        </w:rPr>
-        <w:t xml:space="preserve"> में उल्लिखित शब्द, </w:t>
+        <w:t xml:space="preserve">"पद 1–5 में उल्लिखित शब्द, </w:t>
       </w:r>
       <w:r>
         <w:rPr>
@@ -52929,18 +52317,12 @@
         </w:rPr>
         <w:t xml:space="preserve"> शब्द संकेत देता है कि </w:t>
       </w:r>
-      <w:hyperlink r:id="rId49">
-        <w:r>
-          <w:rPr>
-            <w:lang w:val="hi_IN" w:bidi="hi_IN"/>
-          </w:rPr>
-          <w:rPr>
-            <w:color w:val="0000EE"/>
-            <w:u w:val="single"/>
-          </w:rPr>
-          <w:t>verses 2–3</w:t>
-        </w:r>
-      </w:hyperlink>
+      <w:r>
+        <w:rPr>
+          <w:lang w:val="hi_IN" w:bidi="hi_IN"/>
+        </w:rPr>
+        <w:t>verses 2–3</w:t>
+      </w:r>
       <w:r>
         <w:rPr>
           <w:lang w:val="hi_IN" w:bidi="hi_IN"/>
@@ -53167,25 +52549,7 @@
         <w:rPr>
           <w:lang w:val="hi_IN" w:bidi="hi_IN"/>
         </w:rPr>
-        <w:t xml:space="preserve"> हो जिसके पास विश्वासियों की सब सभाओं पर अधिकार है| पतरस ने </w:t>
-      </w:r>
-      <w:hyperlink r:id="rId15">
-        <w:r>
-          <w:rPr>
-            <w:lang w:val="hi_IN" w:bidi="hi_IN"/>
-          </w:rPr>
-          <w:rPr>
-            <w:color w:val="0000EE"/>
-            <w:u w:val="single"/>
-          </w:rPr>
-          <w:t>पद 2</w:t>
-        </w:r>
-      </w:hyperlink>
-      <w:r>
-        <w:rPr>
-          <w:lang w:val="hi_IN" w:bidi="hi_IN"/>
-        </w:rPr>
-        <w:t xml:space="preserve"> में उन सब अगुवों से कहा है की वे अपने-अपने झुंड की रखवाली करें| यीशु के लिए </w:t>
+        <w:t xml:space="preserve"> हो जिसके पास विश्वासियों की सब सभाओं पर अधिकार है| पतरस ने पद 2 में उन सब अगुवों से कहा है की वे अपने-अपने झुंड की रखवाली करें| यीशु के लिए </w:t>
       </w:r>
       <w:r>
         <w:rPr>
@@ -53583,25 +52947,7 @@
         <w:rPr>
           <w:lang w:val="hi_IN" w:bidi="hi_IN"/>
         </w:rPr>
-        <w:t xml:space="preserve"> जो </w:t>
-      </w:r>
-      <w:hyperlink r:id="rId15">
-        <w:r>
-          <w:rPr>
-            <w:lang w:val="hi_IN" w:bidi="hi_IN"/>
-          </w:rPr>
-          <w:rPr>
-            <w:color w:val="0000EE"/>
-            <w:u w:val="single"/>
-          </w:rPr>
-          <w:t>पद 1</w:t>
-        </w:r>
-      </w:hyperlink>
-      <w:r>
-        <w:rPr>
-          <w:lang w:val="hi_IN" w:bidi="hi_IN"/>
-        </w:rPr>
-        <w:t xml:space="preserve"> में संदर्भित महिमा है| वैकल्पिक अनुवाद: “मुकुट जो महीमा है”</w:t>
+        <w:t xml:space="preserve"> जो पद 1 में संदर्भित महिमा है| वैकल्पिक अनुवाद: “मुकुट जो महीमा है”</w:t>
       </w:r>
     </w:p>
     <w:p>
@@ -53860,25 +53206,7 @@
         <w:rPr>
           <w:lang w:val="hi_IN" w:bidi="hi_IN"/>
         </w:rPr>
-        <w:t>"</w:t>
-      </w:r>
-      <w:hyperlink r:id="rId15">
-        <w:r>
-          <w:rPr>
-            <w:lang w:val="hi_IN" w:bidi="hi_IN"/>
-          </w:rPr>
-          <w:rPr>
-            <w:color w:val="0000EE"/>
-            <w:u w:val="single"/>
-          </w:rPr>
-          <w:t>पद 1</w:t>
-        </w:r>
-      </w:hyperlink>
-      <w:r>
-        <w:rPr>
-          <w:lang w:val="hi_IN" w:bidi="hi_IN"/>
-        </w:rPr>
-        <w:t xml:space="preserve"> में </w:t>
+        <w:t xml:space="preserve">"पद 1 में </w:t>
       </w:r>
       <w:r>
         <w:rPr>
@@ -54350,18 +53678,12 @@
         </w:rPr>
         <w:t xml:space="preserve"> शब्द के द्वारा पुराने नियम से, (</w:t>
       </w:r>
-      <w:hyperlink r:id="rId50">
-        <w:r>
-          <w:rPr>
-            <w:lang w:val="hi_IN" w:bidi="hi_IN"/>
-          </w:rPr>
-          <w:rPr>
-            <w:color w:val="0000EE"/>
-            <w:u w:val="single"/>
-          </w:rPr>
-          <w:t>नीतिवचन 3:34</w:t>
-        </w:r>
-      </w:hyperlink>
+      <w:r>
+        <w:rPr>
+          <w:lang w:val="hi_IN" w:bidi="hi_IN"/>
+        </w:rPr>
+        <w:t>नीतिवचन 3:34</w:t>
+      </w:r>
       <w:r>
         <w:rPr>
           <w:lang w:val="hi_IN" w:bidi="hi_IN"/>
@@ -54479,18 +53801,12 @@
         </w:rPr>
         <w:t xml:space="preserve">"यह वाक्य </w:t>
       </w:r>
-      <w:hyperlink r:id="rId50">
-        <w:r>
-          <w:rPr>
-            <w:lang w:val="hi_IN" w:bidi="hi_IN"/>
-          </w:rPr>
-          <w:rPr>
-            <w:color w:val="0000EE"/>
-            <w:u w:val="single"/>
-          </w:rPr>
-          <w:t>नीतिवचन 3:34</w:t>
-        </w:r>
-      </w:hyperlink>
+      <w:r>
+        <w:rPr>
+          <w:lang w:val="hi_IN" w:bidi="hi_IN"/>
+        </w:rPr>
+        <w:t>नीतिवचन 3:34</w:t>
+      </w:r>
       <w:r>
         <w:rPr>
           <w:lang w:val="hi_IN" w:bidi="hi_IN"/>
@@ -55189,18 +54505,12 @@
         </w:rPr>
         <w:t>"</w:t>
       </w:r>
-      <w:hyperlink r:id="rId43">
-        <w:r>
-          <w:rPr>
-            <w:lang w:val="hi_IN" w:bidi="hi_IN"/>
-          </w:rPr>
-          <w:rPr>
-            <w:color w:val="0000EE"/>
-            <w:u w:val="single"/>
-          </w:rPr>
-          <w:t>1:13</w:t>
-        </w:r>
-      </w:hyperlink>
+      <w:r>
+        <w:rPr>
+          <w:lang w:val="hi_IN" w:bidi="hi_IN"/>
+        </w:rPr>
+        <w:t>1:13</w:t>
+      </w:r>
       <w:r>
         <w:rPr>
           <w:lang w:val="hi_IN" w:bidi="hi_IN"/>
@@ -55951,18 +55261,12 @@
         </w:rPr>
         <w:t>"</w:t>
       </w:r>
-      <w:hyperlink r:id="rId51">
-        <w:r>
-          <w:rPr>
-            <w:lang w:val="hi_IN" w:bidi="hi_IN"/>
-          </w:rPr>
-          <w:rPr>
-            <w:color w:val="0000EE"/>
-            <w:u w:val="single"/>
-          </w:rPr>
-          <w:t>2:17</w:t>
-        </w:r>
-      </w:hyperlink>
+      <w:r>
+        <w:rPr>
+          <w:lang w:val="hi_IN" w:bidi="hi_IN"/>
+        </w:rPr>
+        <w:t>2:17</w:t>
+      </w:r>
       <w:r>
         <w:rPr>
           <w:lang w:val="hi_IN" w:bidi="hi_IN"/>
@@ -56334,18 +55638,12 @@
         </w:rPr>
         <w:t xml:space="preserve"> इसके अर्थ हो सकते हैं: (1) परमेश्वर सदैव अनुग्रह करता है| वैकल्पिक अनुवाद: “अनंत अनुग्रह का परमेश्वर” (2) परमेश्वर सदा अनुगृहित वरदान देता है जैसा </w:t>
       </w:r>
-      <w:hyperlink r:id="rId52">
-        <w:r>
-          <w:rPr>
-            <w:lang w:val="hi_IN" w:bidi="hi_IN"/>
-          </w:rPr>
-          <w:rPr>
-            <w:color w:val="0000EE"/>
-            <w:u w:val="single"/>
-          </w:rPr>
-          <w:t>4:10</w:t>
-        </w:r>
-      </w:hyperlink>
+      <w:r>
+        <w:rPr>
+          <w:lang w:val="hi_IN" w:bidi="hi_IN"/>
+        </w:rPr>
+        <w:t>4:10</w:t>
+      </w:r>
       <w:r>
         <w:rPr>
           <w:lang w:val="hi_IN" w:bidi="hi_IN"/>
@@ -58699,25 +57997,7 @@
         <w:rPr>
           <w:lang w:val="hi_IN" w:bidi="hi_IN"/>
         </w:rPr>
-        <w:t>"</w:t>
-      </w:r>
-      <w:hyperlink r:id="rId15">
-        <w:r>
-          <w:rPr>
-            <w:lang w:val="hi_IN" w:bidi="hi_IN"/>
-          </w:rPr>
-          <w:rPr>
-            <w:color w:val="0000EE"/>
-            <w:u w:val="single"/>
-          </w:rPr>
-          <w:t>verse 10</w:t>
-        </w:r>
-      </w:hyperlink>
-      <w:r>
-        <w:rPr>
-          <w:lang w:val="hi_IN" w:bidi="hi_IN"/>
-        </w:rPr>
-        <w:t xml:space="preserve"> में इस वाक्यांश के अपने अनुवाद का अवलोकन करें|</w:t>
+        <w:t>"verse 10 में इस वाक्यांश के अपने अनुवाद का अवलोकन करें|</w:t>
       </w:r>
     </w:p>
     <w:p>

--- a/hin/docx/60.content.docx
+++ b/hin/docx/60.content.docx
@@ -736,13 +736,7 @@
         <w:rPr>
           <w:lang w:val="hi_IN" w:bidi="hi_IN"/>
         </w:rPr>
-        <w:t xml:space="preserve">देखें: </w:t>
-      </w:r>
-      <w:r>
-        <w:rPr>
-          <w:lang w:val="hi_IN" w:bidi="hi_IN"/>
-        </w:rPr>
-        <w:t>रूपक</w:t>
+        <w:t>देखें: रूपक</w:t>
       </w:r>
       <w:r>
         <w:rPr>
@@ -873,13 +867,7 @@
         <w:rPr>
           <w:lang w:val="hi_IN" w:bidi="hi_IN"/>
         </w:rPr>
-        <w:t xml:space="preserve">देखें: </w:t>
-      </w:r>
-      <w:r>
-        <w:rPr>
-          <w:lang w:val="hi_IN" w:bidi="hi_IN"/>
-        </w:rPr>
-        <w:t>रूपक</w:t>
+        <w:t>देखें: रूपक</w:t>
       </w:r>
       <w:r>
         <w:rPr>
@@ -1526,13 +1514,7 @@
         <w:rPr>
           <w:lang w:val="hi_IN" w:bidi="hi_IN"/>
         </w:rPr>
-        <w:t xml:space="preserve">देखें: </w:t>
-      </w:r>
-      <w:r>
-        <w:rPr>
-          <w:lang w:val="hi_IN" w:bidi="hi_IN"/>
-        </w:rPr>
-        <w:t>स्वामित्व</w:t>
+        <w:t>देखें: स्वामित्व</w:t>
       </w:r>
       <w:r>
         <w:rPr>
@@ -2020,13 +2002,7 @@
         <w:rPr>
           <w:lang w:val="hi_IN" w:bidi="hi_IN"/>
         </w:rPr>
-        <w:t xml:space="preserve">देखें: </w:t>
-      </w:r>
-      <w:r>
-        <w:rPr>
-          <w:lang w:val="hi_IN" w:bidi="hi_IN"/>
-        </w:rPr>
-        <w:t>रूपक</w:t>
+        <w:t>देखें: रूपक</w:t>
       </w:r>
       <w:r>
         <w:rPr>
@@ -2131,13 +2107,7 @@
         <w:rPr>
           <w:lang w:val="hi_IN" w:bidi="hi_IN"/>
         </w:rPr>
-        <w:t xml:space="preserve">देखें: </w:t>
-      </w:r>
-      <w:r>
-        <w:rPr>
-          <w:lang w:val="hi_IN" w:bidi="hi_IN"/>
-        </w:rPr>
-        <w:t>प्रतिन्यास</w:t>
+        <w:t>देखें: प्रतिन्यास</w:t>
       </w:r>
       <w:r>
         <w:rPr>
@@ -2477,13 +2447,7 @@
         <w:rPr>
           <w:lang w:val="hi_IN" w:bidi="hi_IN"/>
         </w:rPr>
-        <w:t xml:space="preserve">देखें: </w:t>
-      </w:r>
-      <w:r>
-        <w:rPr>
-          <w:lang w:val="hi_IN" w:bidi="hi_IN"/>
-        </w:rPr>
-        <w:t>रूपक</w:t>
+        <w:t>देखें: रूपक</w:t>
       </w:r>
       <w:r>
         <w:rPr>
@@ -3045,13 +3009,7 @@
         <w:rPr>
           <w:lang w:val="hi_IN" w:bidi="hi_IN"/>
         </w:rPr>
-        <w:t xml:space="preserve">देखें: </w:t>
-      </w:r>
-      <w:r>
-        <w:rPr>
-          <w:lang w:val="hi_IN" w:bidi="hi_IN"/>
-        </w:rPr>
-        <w:t>स्वामित्व</w:t>
+        <w:t>देखें: स्वामित्व</w:t>
       </w:r>
       <w:r>
         <w:rPr>
@@ -3280,13 +3238,7 @@
         <w:rPr>
           <w:lang w:val="hi_IN" w:bidi="hi_IN"/>
         </w:rPr>
-        <w:t xml:space="preserve">देखें: </w:t>
-      </w:r>
-      <w:r>
-        <w:rPr>
-          <w:lang w:val="hi_IN" w:bidi="hi_IN"/>
-        </w:rPr>
-        <w:t>रूपक</w:t>
+        <w:t>देखें: रूपक</w:t>
       </w:r>
       <w:r>
         <w:rPr>
@@ -3652,13 +3604,7 @@
         <w:rPr>
           <w:lang w:val="hi_IN" w:bidi="hi_IN"/>
         </w:rPr>
-        <w:t xml:space="preserve">देखें: </w:t>
-      </w:r>
-      <w:r>
-        <w:rPr>
-          <w:lang w:val="hi_IN" w:bidi="hi_IN"/>
-        </w:rPr>
-        <w:t>रूपक</w:t>
+        <w:t>देखें: रूपक</w:t>
       </w:r>
       <w:r>
         <w:rPr>
@@ -4172,13 +4118,7 @@
         <w:rPr>
           <w:lang w:val="hi_IN" w:bidi="hi_IN"/>
         </w:rPr>
-        <w:t xml:space="preserve">देखें: </w:t>
-      </w:r>
-      <w:r>
-        <w:rPr>
-          <w:lang w:val="hi_IN" w:bidi="hi_IN"/>
-        </w:rPr>
-        <w:t>रूपक</w:t>
+        <w:t>देखें: रूपक</w:t>
       </w:r>
       <w:r>
         <w:rPr>
@@ -5086,13 +5026,7 @@
         <w:rPr>
           <w:lang w:val="hi_IN" w:bidi="hi_IN"/>
         </w:rPr>
-        <w:t xml:space="preserve">देखें: </w:t>
-      </w:r>
-      <w:r>
-        <w:rPr>
-          <w:lang w:val="hi_IN" w:bidi="hi_IN"/>
-        </w:rPr>
-        <w:t>सर्वनाम — When to Use Them</w:t>
+        <w:t>देखें: सर्वनाम — When to Use Them</w:t>
       </w:r>
       <w:r>
         <w:rPr>
@@ -5582,13 +5516,7 @@
         <w:rPr>
           <w:lang w:val="hi_IN" w:bidi="hi_IN"/>
         </w:rPr>
-        <w:t xml:space="preserve">देखें: </w:t>
-      </w:r>
-      <w:r>
-        <w:rPr>
-          <w:lang w:val="hi_IN" w:bidi="hi_IN"/>
-        </w:rPr>
-        <w:t>रूपक</w:t>
+        <w:t>देखें: रूपक</w:t>
       </w:r>
       <w:r>
         <w:rPr>
@@ -6554,13 +6482,7 @@
         <w:rPr>
           <w:lang w:val="hi_IN" w:bidi="hi_IN"/>
         </w:rPr>
-        <w:t xml:space="preserve">देखें: </w:t>
-      </w:r>
-      <w:r>
-        <w:rPr>
-          <w:lang w:val="hi_IN" w:bidi="hi_IN"/>
-        </w:rPr>
-        <w:t>युग्म</w:t>
+        <w:t>देखें: युग्म</w:t>
       </w:r>
       <w:r>
         <w:rPr>
@@ -6652,13 +6574,7 @@
         <w:rPr>
           <w:lang w:val="hi_IN" w:bidi="hi_IN"/>
         </w:rPr>
-        <w:t xml:space="preserve">देखें: </w:t>
-      </w:r>
-      <w:r>
-        <w:rPr>
-          <w:lang w:val="hi_IN" w:bidi="hi_IN"/>
-        </w:rPr>
-        <w:t>रूपक</w:t>
+        <w:t>देखें: रूपक</w:t>
       </w:r>
       <w:r>
         <w:rPr>
@@ -6985,13 +6901,7 @@
         <w:rPr>
           <w:lang w:val="hi_IN" w:bidi="hi_IN"/>
         </w:rPr>
-        <w:t xml:space="preserve">देखें: </w:t>
-      </w:r>
-      <w:r>
-        <w:rPr>
-          <w:lang w:val="hi_IN" w:bidi="hi_IN"/>
-        </w:rPr>
-        <w:t>संकेतन</w:t>
+        <w:t>देखें: संकेतन</w:t>
       </w:r>
       <w:r>
         <w:rPr>
@@ -7109,13 +7019,7 @@
         <w:rPr>
           <w:lang w:val="hi_IN" w:bidi="hi_IN"/>
         </w:rPr>
-        <w:t xml:space="preserve">देखें: </w:t>
-      </w:r>
-      <w:r>
-        <w:rPr>
-          <w:lang w:val="hi_IN" w:bidi="hi_IN"/>
-        </w:rPr>
-        <w:t>युग्म</w:t>
+        <w:t>देखें: युग्म</w:t>
       </w:r>
       <w:r>
         <w:rPr>
@@ -7683,13 +7587,7 @@
         <w:rPr>
           <w:lang w:val="hi_IN" w:bidi="hi_IN"/>
         </w:rPr>
-        <w:t xml:space="preserve">देखें: </w:t>
-      </w:r>
-      <w:r>
-        <w:rPr>
-          <w:lang w:val="hi_IN" w:bidi="hi_IN"/>
-        </w:rPr>
-        <w:t>स्वामित्व</w:t>
+        <w:t>देखें: स्वामित्व</w:t>
       </w:r>
       <w:r>
         <w:rPr>
@@ -8629,13 +8527,7 @@
         <w:rPr>
           <w:lang w:val="hi_IN" w:bidi="hi_IN"/>
         </w:rPr>
-        <w:t xml:space="preserve">देखें: </w:t>
-      </w:r>
-      <w:r>
-        <w:rPr>
-          <w:lang w:val="hi_IN" w:bidi="hi_IN"/>
-        </w:rPr>
-        <w:t>रूपक</w:t>
+        <w:t>देखें: रूपक</w:t>
       </w:r>
       <w:r>
         <w:rPr>
@@ -9027,13 +8919,7 @@
         <w:rPr>
           <w:lang w:val="hi_IN" w:bidi="hi_IN"/>
         </w:rPr>
-        <w:t xml:space="preserve">देखें: </w:t>
-      </w:r>
-      <w:r>
-        <w:rPr>
-          <w:lang w:val="hi_IN" w:bidi="hi_IN"/>
-        </w:rPr>
-        <w:t>मुहावरा</w:t>
+        <w:t>देखें: मुहावरा</w:t>
       </w:r>
       <w:r>
         <w:rPr>
@@ -9138,13 +9024,7 @@
         <w:rPr>
           <w:lang w:val="hi_IN" w:bidi="hi_IN"/>
         </w:rPr>
-        <w:t xml:space="preserve">देखें: </w:t>
-      </w:r>
-      <w:r>
-        <w:rPr>
-          <w:lang w:val="hi_IN" w:bidi="hi_IN"/>
-        </w:rPr>
-        <w:t>रूपक</w:t>
+        <w:t>देखें: रूपक</w:t>
       </w:r>
       <w:r>
         <w:rPr>
@@ -9373,13 +9253,7 @@
         <w:rPr>
           <w:lang w:val="hi_IN" w:bidi="hi_IN"/>
         </w:rPr>
-        <w:t xml:space="preserve">देखें: </w:t>
-      </w:r>
-      <w:r>
-        <w:rPr>
-          <w:lang w:val="hi_IN" w:bidi="hi_IN"/>
-        </w:rPr>
-        <w:t>रूपक</w:t>
+        <w:t>देखें: रूपक</w:t>
       </w:r>
       <w:r>
         <w:rPr>
@@ -9497,13 +9371,7 @@
         <w:rPr>
           <w:lang w:val="hi_IN" w:bidi="hi_IN"/>
         </w:rPr>
-        <w:t xml:space="preserve">देखें: </w:t>
-      </w:r>
-      <w:r>
-        <w:rPr>
-          <w:lang w:val="hi_IN" w:bidi="hi_IN"/>
-        </w:rPr>
-        <w:t>प्रतिन्यास</w:t>
+        <w:t>देखें: प्रतिन्यास</w:t>
       </w:r>
       <w:r>
         <w:rPr>
@@ -9595,13 +9463,7 @@
         <w:rPr>
           <w:lang w:val="hi_IN" w:bidi="hi_IN"/>
         </w:rPr>
-        <w:t xml:space="preserve">देखें: </w:t>
-      </w:r>
-      <w:r>
-        <w:rPr>
-          <w:lang w:val="hi_IN" w:bidi="hi_IN"/>
-        </w:rPr>
-        <w:t>स्वामित्व</w:t>
+        <w:t>देखें: स्वामित्व</w:t>
       </w:r>
       <w:r>
         <w:rPr>
@@ -9706,13 +9568,7 @@
         <w:rPr>
           <w:lang w:val="hi_IN" w:bidi="hi_IN"/>
         </w:rPr>
-        <w:t xml:space="preserve">देखें: </w:t>
-      </w:r>
-      <w:r>
-        <w:rPr>
-          <w:lang w:val="hi_IN" w:bidi="hi_IN"/>
-        </w:rPr>
-        <w:t>रूपक</w:t>
+        <w:t>देखें: रूपक</w:t>
       </w:r>
       <w:r>
         <w:rPr>
@@ -9856,13 +9712,7 @@
         <w:rPr>
           <w:lang w:val="hi_IN" w:bidi="hi_IN"/>
         </w:rPr>
-        <w:t xml:space="preserve">देखें: </w:t>
-      </w:r>
-      <w:r>
-        <w:rPr>
-          <w:lang w:val="hi_IN" w:bidi="hi_IN"/>
-        </w:rPr>
-        <w:t>स्वामित्व</w:t>
+        <w:t>देखें: स्वामित्व</w:t>
       </w:r>
       <w:r>
         <w:rPr>
@@ -9967,13 +9817,7 @@
         <w:rPr>
           <w:lang w:val="hi_IN" w:bidi="hi_IN"/>
         </w:rPr>
-        <w:t xml:space="preserve">देखें: </w:t>
-      </w:r>
-      <w:r>
-        <w:rPr>
-          <w:lang w:val="hi_IN" w:bidi="hi_IN"/>
-        </w:rPr>
-        <w:t>मुहावरा</w:t>
+        <w:t>देखें: मुहावरा</w:t>
       </w:r>
       <w:r>
         <w:rPr>
@@ -11148,13 +10992,7 @@
         <w:rPr>
           <w:lang w:val="hi_IN" w:bidi="hi_IN"/>
         </w:rPr>
-        <w:t xml:space="preserve">देखें: </w:t>
-      </w:r>
-      <w:r>
-        <w:rPr>
-          <w:lang w:val="hi_IN" w:bidi="hi_IN"/>
-        </w:rPr>
-        <w:t>रूपक</w:t>
+        <w:t>देखें: रूपक</w:t>
       </w:r>
       <w:r>
         <w:rPr>
@@ -11468,13 +11306,7 @@
         <w:rPr>
           <w:lang w:val="hi_IN" w:bidi="hi_IN"/>
         </w:rPr>
-        <w:t xml:space="preserve">देखें: </w:t>
-      </w:r>
-      <w:r>
-        <w:rPr>
-          <w:lang w:val="hi_IN" w:bidi="hi_IN"/>
-        </w:rPr>
-        <w:t>रूपक</w:t>
+        <w:t>देखें: रूपक</w:t>
       </w:r>
       <w:r>
         <w:rPr>
@@ -11801,13 +11633,7 @@
         <w:rPr>
           <w:lang w:val="hi_IN" w:bidi="hi_IN"/>
         </w:rPr>
-        <w:t xml:space="preserve">देखें: </w:t>
-      </w:r>
-      <w:r>
-        <w:rPr>
-          <w:lang w:val="hi_IN" w:bidi="hi_IN"/>
-        </w:rPr>
-        <w:t>प्रतिन्यास</w:t>
+        <w:t>देखें: प्रतिन्यास</w:t>
       </w:r>
       <w:r>
         <w:rPr>
@@ -11899,13 +11725,7 @@
         <w:rPr>
           <w:lang w:val="hi_IN" w:bidi="hi_IN"/>
         </w:rPr>
-        <w:t xml:space="preserve">देखें: </w:t>
-      </w:r>
-      <w:r>
-        <w:rPr>
-          <w:lang w:val="hi_IN" w:bidi="hi_IN"/>
-        </w:rPr>
-        <w:t>उपमा</w:t>
+        <w:t>देखें: उपमा</w:t>
       </w:r>
       <w:r>
         <w:rPr>
@@ -12023,13 +11843,7 @@
         <w:rPr>
           <w:lang w:val="hi_IN" w:bidi="hi_IN"/>
         </w:rPr>
-        <w:t xml:space="preserve">देखें: </w:t>
-      </w:r>
-      <w:r>
-        <w:rPr>
-          <w:lang w:val="hi_IN" w:bidi="hi_IN"/>
-        </w:rPr>
-        <w:t>युग्म</w:t>
+        <w:t>देखें: युग्म</w:t>
       </w:r>
       <w:r>
         <w:rPr>
@@ -12774,13 +12588,7 @@
         <w:rPr>
           <w:lang w:val="hi_IN" w:bidi="hi_IN"/>
         </w:rPr>
-        <w:t xml:space="preserve">देखें: </w:t>
-      </w:r>
-      <w:r>
-        <w:rPr>
-          <w:lang w:val="hi_IN" w:bidi="hi_IN"/>
-        </w:rPr>
-        <w:t>मुहावरा</w:t>
+        <w:t>देखें: मुहावरा</w:t>
       </w:r>
       <w:r>
         <w:rPr>
@@ -13172,13 +12980,7 @@
         <w:rPr>
           <w:lang w:val="hi_IN" w:bidi="hi_IN"/>
         </w:rPr>
-        <w:t xml:space="preserve">देखें: </w:t>
-      </w:r>
-      <w:r>
-        <w:rPr>
-          <w:lang w:val="hi_IN" w:bidi="hi_IN"/>
-        </w:rPr>
-        <w:t>रूपक</w:t>
+        <w:t>देखें: रूपक</w:t>
       </w:r>
       <w:r>
         <w:rPr>
@@ -13283,13 +13085,7 @@
         <w:rPr>
           <w:lang w:val="hi_IN" w:bidi="hi_IN"/>
         </w:rPr>
-        <w:t xml:space="preserve">देखें: </w:t>
-      </w:r>
-      <w:r>
-        <w:rPr>
-          <w:lang w:val="hi_IN" w:bidi="hi_IN"/>
-        </w:rPr>
-        <w:t>संकेतन</w:t>
+        <w:t>देखें: संकेतन</w:t>
       </w:r>
       <w:r>
         <w:rPr>
@@ -13818,13 +13614,7 @@
         <w:rPr>
           <w:lang w:val="hi_IN" w:bidi="hi_IN"/>
         </w:rPr>
-        <w:t xml:space="preserve">देखें: </w:t>
-      </w:r>
-      <w:r>
-        <w:rPr>
-          <w:lang w:val="hi_IN" w:bidi="hi_IN"/>
-        </w:rPr>
-        <w:t>प्रतिन्यास</w:t>
+        <w:t>देखें: प्रतिन्यास</w:t>
       </w:r>
       <w:r>
         <w:rPr>
@@ -13929,13 +13719,7 @@
         <w:rPr>
           <w:lang w:val="hi_IN" w:bidi="hi_IN"/>
         </w:rPr>
-        <w:t xml:space="preserve">देखें: </w:t>
-      </w:r>
-      <w:r>
-        <w:rPr>
-          <w:lang w:val="hi_IN" w:bidi="hi_IN"/>
-        </w:rPr>
-        <w:t>रूपक</w:t>
+        <w:t>देखें: रूपक</w:t>
       </w:r>
       <w:r>
         <w:rPr>
@@ -14091,13 +13875,7 @@
         <w:rPr>
           <w:lang w:val="hi_IN" w:bidi="hi_IN"/>
         </w:rPr>
-        <w:t xml:space="preserve">देखें: </w:t>
-      </w:r>
-      <w:r>
-        <w:rPr>
-          <w:lang w:val="hi_IN" w:bidi="hi_IN"/>
-        </w:rPr>
-        <w:t>रूपक</w:t>
+        <w:t>देखें: रूपक</w:t>
       </w:r>
       <w:r>
         <w:rPr>
@@ -14189,13 +13967,7 @@
         <w:rPr>
           <w:lang w:val="hi_IN" w:bidi="hi_IN"/>
         </w:rPr>
-        <w:t xml:space="preserve">देखें: </w:t>
-      </w:r>
-      <w:r>
-        <w:rPr>
-          <w:lang w:val="hi_IN" w:bidi="hi_IN"/>
-        </w:rPr>
-        <w:t>विराम बिंदु</w:t>
+        <w:t>देखें: विराम बिंदु</w:t>
       </w:r>
       <w:r>
         <w:rPr>
@@ -14300,13 +14072,7 @@
         <w:rPr>
           <w:lang w:val="hi_IN" w:bidi="hi_IN"/>
         </w:rPr>
-        <w:t xml:space="preserve">देखें: </w:t>
-      </w:r>
-      <w:r>
-        <w:rPr>
-          <w:lang w:val="hi_IN" w:bidi="hi_IN"/>
-        </w:rPr>
-        <w:t>प्रतिन्यास</w:t>
+        <w:t>देखें: प्रतिन्यास</w:t>
       </w:r>
       <w:r>
         <w:rPr>
@@ -14424,13 +14190,7 @@
         <w:rPr>
           <w:lang w:val="hi_IN" w:bidi="hi_IN"/>
         </w:rPr>
-        <w:t xml:space="preserve">देखें: </w:t>
-      </w:r>
-      <w:r>
-        <w:rPr>
-          <w:lang w:val="hi_IN" w:bidi="hi_IN"/>
-        </w:rPr>
-        <w:t>युग्म</w:t>
+        <w:t>देखें: युग्म</w:t>
       </w:r>
       <w:r>
         <w:rPr>
@@ -14768,13 +14528,7 @@
         <w:rPr>
           <w:lang w:val="hi_IN" w:bidi="hi_IN"/>
         </w:rPr>
-        <w:t xml:space="preserve">देखें: </w:t>
-      </w:r>
-      <w:r>
-        <w:rPr>
-          <w:lang w:val="hi_IN" w:bidi="hi_IN"/>
-        </w:rPr>
-        <w:t>प्रतिन्यास</w:t>
+        <w:t>देखें: प्रतिन्यास</w:t>
       </w:r>
       <w:r>
         <w:rPr>
@@ -14879,13 +14633,7 @@
         <w:rPr>
           <w:lang w:val="hi_IN" w:bidi="hi_IN"/>
         </w:rPr>
-        <w:t xml:space="preserve">देखें: </w:t>
-      </w:r>
-      <w:r>
-        <w:rPr>
-          <w:lang w:val="hi_IN" w:bidi="hi_IN"/>
-        </w:rPr>
-        <w:t>रूपक</w:t>
+        <w:t>देखें: रूपक</w:t>
       </w:r>
       <w:r>
         <w:rPr>
@@ -15140,13 +14888,7 @@
         <w:rPr>
           <w:lang w:val="hi_IN" w:bidi="hi_IN"/>
         </w:rPr>
-        <w:t xml:space="preserve">देखें: </w:t>
-      </w:r>
-      <w:r>
-        <w:rPr>
-          <w:lang w:val="hi_IN" w:bidi="hi_IN"/>
-        </w:rPr>
-        <w:t>स्वामित्व</w:t>
+        <w:t>देखें: स्वामित्व</w:t>
       </w:r>
       <w:r>
         <w:rPr>
@@ -15238,13 +14980,7 @@
         <w:rPr>
           <w:lang w:val="hi_IN" w:bidi="hi_IN"/>
         </w:rPr>
-        <w:t xml:space="preserve">देखें: </w:t>
-      </w:r>
-      <w:r>
-        <w:rPr>
-          <w:lang w:val="hi_IN" w:bidi="hi_IN"/>
-        </w:rPr>
-        <w:t>उपमा</w:t>
+        <w:t>देखें: उपमा</w:t>
       </w:r>
       <w:r>
         <w:rPr>
@@ -15349,13 +15085,7 @@
         <w:rPr>
           <w:lang w:val="hi_IN" w:bidi="hi_IN"/>
         </w:rPr>
-        <w:t xml:space="preserve">देखें: </w:t>
-      </w:r>
-      <w:r>
-        <w:rPr>
-          <w:lang w:val="hi_IN" w:bidi="hi_IN"/>
-        </w:rPr>
-        <w:t>उपमा</w:t>
+        <w:t>देखें: उपमा</w:t>
       </w:r>
       <w:r>
         <w:rPr>
@@ -15570,13 +15300,7 @@
         <w:rPr>
           <w:lang w:val="hi_IN" w:bidi="hi_IN"/>
         </w:rPr>
-        <w:t xml:space="preserve">देखें: </w:t>
-      </w:r>
-      <w:r>
-        <w:rPr>
-          <w:lang w:val="hi_IN" w:bidi="hi_IN"/>
-        </w:rPr>
-        <w:t>प्रतिन्यास</w:t>
+        <w:t>देखें: प्रतिन्यास</w:t>
       </w:r>
       <w:r>
         <w:rPr>
@@ -15707,13 +15431,7 @@
         <w:rPr>
           <w:lang w:val="hi_IN" w:bidi="hi_IN"/>
         </w:rPr>
-        <w:t xml:space="preserve">देखें: </w:t>
-      </w:r>
-      <w:r>
-        <w:rPr>
-          <w:lang w:val="hi_IN" w:bidi="hi_IN"/>
-        </w:rPr>
-        <w:t>प्रतिन्यास</w:t>
+        <w:t>देखें: प्रतिन्यास</w:t>
       </w:r>
       <w:r>
         <w:rPr>
@@ -16150,13 +15868,7 @@
         <w:rPr>
           <w:lang w:val="hi_IN" w:bidi="hi_IN"/>
         </w:rPr>
-        <w:t xml:space="preserve">देखें: </w:t>
-      </w:r>
-      <w:r>
-        <w:rPr>
-          <w:lang w:val="hi_IN" w:bidi="hi_IN"/>
-        </w:rPr>
-        <w:t>रूपक</w:t>
+        <w:t>देखें: रूपक</w:t>
       </w:r>
       <w:r>
         <w:rPr>
@@ -16424,13 +16136,7 @@
         <w:rPr>
           <w:lang w:val="hi_IN" w:bidi="hi_IN"/>
         </w:rPr>
-        <w:t xml:space="preserve">देखें: </w:t>
-      </w:r>
-      <w:r>
-        <w:rPr>
-          <w:lang w:val="hi_IN" w:bidi="hi_IN"/>
-        </w:rPr>
-        <w:t>उपमा</w:t>
+        <w:t>देखें: उपमा</w:t>
       </w:r>
       <w:r>
         <w:rPr>
@@ -16626,13 +16332,7 @@
         <w:rPr>
           <w:lang w:val="hi_IN" w:bidi="hi_IN"/>
         </w:rPr>
-        <w:t xml:space="preserve">देखें: </w:t>
-      </w:r>
-      <w:r>
-        <w:rPr>
-          <w:lang w:val="hi_IN" w:bidi="hi_IN"/>
-        </w:rPr>
-        <w:t>रूपक</w:t>
+        <w:t>देखें: रूपक</w:t>
       </w:r>
       <w:r>
         <w:rPr>
@@ -16724,13 +16424,7 @@
         <w:rPr>
           <w:lang w:val="hi_IN" w:bidi="hi_IN"/>
         </w:rPr>
-        <w:t xml:space="preserve">देखें: </w:t>
-      </w:r>
-      <w:r>
-        <w:rPr>
-          <w:lang w:val="hi_IN" w:bidi="hi_IN"/>
-        </w:rPr>
-        <w:t>रूपक</w:t>
+        <w:t>देखें: रूपक</w:t>
       </w:r>
       <w:r>
         <w:rPr>
@@ -17245,13 +16939,7 @@
         <w:rPr>
           <w:lang w:val="hi_IN" w:bidi="hi_IN"/>
         </w:rPr>
-        <w:t xml:space="preserve">देखें: </w:t>
-      </w:r>
-      <w:r>
-        <w:rPr>
-          <w:lang w:val="hi_IN" w:bidi="hi_IN"/>
-        </w:rPr>
-        <w:t>रूपक</w:t>
+        <w:t>देखें: रूपक</w:t>
       </w:r>
       <w:r>
         <w:rPr>
@@ -17590,13 +17278,7 @@
         <w:rPr>
           <w:lang w:val="hi_IN" w:bidi="hi_IN"/>
         </w:rPr>
-        <w:t xml:space="preserve">देखें: </w:t>
-      </w:r>
-      <w:r>
-        <w:rPr>
-          <w:lang w:val="hi_IN" w:bidi="hi_IN"/>
-        </w:rPr>
-        <w:t>सर्वनाम — When to Use Them</w:t>
+        <w:t>देखें: सर्वनाम — When to Use Them</w:t>
       </w:r>
       <w:r>
         <w:rPr>
@@ -17701,13 +17383,7 @@
         <w:rPr>
           <w:lang w:val="hi_IN" w:bidi="hi_IN"/>
         </w:rPr>
-        <w:t xml:space="preserve">देखें: </w:t>
-      </w:r>
-      <w:r>
-        <w:rPr>
-          <w:lang w:val="hi_IN" w:bidi="hi_IN"/>
-        </w:rPr>
-        <w:t>रूपक</w:t>
+        <w:t>देखें: रूपक</w:t>
       </w:r>
       <w:r>
         <w:rPr>
@@ -17812,13 +17488,7 @@
         <w:rPr>
           <w:lang w:val="hi_IN" w:bidi="hi_IN"/>
         </w:rPr>
-        <w:t xml:space="preserve">देखें: </w:t>
-      </w:r>
-      <w:r>
-        <w:rPr>
-          <w:lang w:val="hi_IN" w:bidi="hi_IN"/>
-        </w:rPr>
-        <w:t>व्यक्तित्व</w:t>
+        <w:t>देखें: व्यक्तित्व</w:t>
       </w:r>
       <w:r>
         <w:rPr>
@@ -18256,13 +17926,7 @@
         <w:rPr>
           <w:lang w:val="hi_IN" w:bidi="hi_IN"/>
         </w:rPr>
-        <w:t xml:space="preserve">देखें: </w:t>
-      </w:r>
-      <w:r>
-        <w:rPr>
-          <w:lang w:val="hi_IN" w:bidi="hi_IN"/>
-        </w:rPr>
-        <w:t>रूपक</w:t>
+        <w:t>देखें: रूपक</w:t>
       </w:r>
       <w:r>
         <w:rPr>
@@ -18406,13 +18070,7 @@
         <w:rPr>
           <w:lang w:val="hi_IN" w:bidi="hi_IN"/>
         </w:rPr>
-        <w:t xml:space="preserve">देखें: </w:t>
-      </w:r>
-      <w:r>
-        <w:rPr>
-          <w:lang w:val="hi_IN" w:bidi="hi_IN"/>
-        </w:rPr>
-        <w:t>उपमा</w:t>
+        <w:t>देखें: उपमा</w:t>
       </w:r>
       <w:r>
         <w:rPr>
@@ -18739,13 +18397,7 @@
         <w:rPr>
           <w:lang w:val="hi_IN" w:bidi="hi_IN"/>
         </w:rPr>
-        <w:t xml:space="preserve">देखें: </w:t>
-      </w:r>
-      <w:r>
-        <w:rPr>
-          <w:lang w:val="hi_IN" w:bidi="hi_IN"/>
-        </w:rPr>
-        <w:t>रूपक</w:t>
+        <w:t>देखें: रूपक</w:t>
       </w:r>
       <w:r>
         <w:rPr>
@@ -19111,13 +18763,7 @@
         <w:rPr>
           <w:lang w:val="hi_IN" w:bidi="hi_IN"/>
         </w:rPr>
-        <w:t xml:space="preserve">देखें: </w:t>
-      </w:r>
-      <w:r>
-        <w:rPr>
-          <w:lang w:val="hi_IN" w:bidi="hi_IN"/>
-        </w:rPr>
-        <w:t>व्यक्तित्व</w:t>
+        <w:t>देखें: व्यक्तित्व</w:t>
       </w:r>
       <w:r>
         <w:rPr>
@@ -19442,13 +19088,7 @@
         <w:rPr>
           <w:lang w:val="hi_IN" w:bidi="hi_IN"/>
         </w:rPr>
-        <w:t xml:space="preserve">देखें: </w:t>
-      </w:r>
-      <w:r>
-        <w:rPr>
-          <w:lang w:val="hi_IN" w:bidi="hi_IN"/>
-        </w:rPr>
-        <w:t>रूपक</w:t>
+        <w:t>देखें: रूपक</w:t>
       </w:r>
       <w:r>
         <w:rPr>
@@ -19716,13 +19356,7 @@
         <w:rPr>
           <w:lang w:val="hi_IN" w:bidi="hi_IN"/>
         </w:rPr>
-        <w:t xml:space="preserve">देखें: </w:t>
-      </w:r>
-      <w:r>
-        <w:rPr>
-          <w:lang w:val="hi_IN" w:bidi="hi_IN"/>
-        </w:rPr>
-        <w:t>रूपक</w:t>
+        <w:t>देखें: रूपक</w:t>
       </w:r>
       <w:r>
         <w:rPr>
@@ -20336,13 +19970,7 @@
         <w:rPr>
           <w:lang w:val="hi_IN" w:bidi="hi_IN"/>
         </w:rPr>
-        <w:t xml:space="preserve">देखें: </w:t>
-      </w:r>
-      <w:r>
-        <w:rPr>
-          <w:lang w:val="hi_IN" w:bidi="hi_IN"/>
-        </w:rPr>
-        <w:t>विराम बिंदु</w:t>
+        <w:t>देखें: विराम बिंदु</w:t>
       </w:r>
       <w:r>
         <w:rPr>
@@ -20570,13 +20198,7 @@
         <w:rPr>
           <w:lang w:val="hi_IN" w:bidi="hi_IN"/>
         </w:rPr>
-        <w:t xml:space="preserve">देखें: </w:t>
-      </w:r>
-      <w:r>
-        <w:rPr>
-          <w:lang w:val="hi_IN" w:bidi="hi_IN"/>
-        </w:rPr>
-        <w:t>रूपक</w:t>
+        <w:t>देखें: रूपक</w:t>
       </w:r>
       <w:r>
         <w:rPr>
@@ -20681,13 +20303,7 @@
         <w:rPr>
           <w:lang w:val="hi_IN" w:bidi="hi_IN"/>
         </w:rPr>
-        <w:t xml:space="preserve">देखें: </w:t>
-      </w:r>
-      <w:r>
-        <w:rPr>
-          <w:lang w:val="hi_IN" w:bidi="hi_IN"/>
-        </w:rPr>
-        <w:t>रूपक</w:t>
+        <w:t>देखें: रूपक</w:t>
       </w:r>
       <w:r>
         <w:rPr>
@@ -21012,13 +20628,7 @@
         <w:rPr>
           <w:lang w:val="hi_IN" w:bidi="hi_IN"/>
         </w:rPr>
-        <w:t xml:space="preserve">देखें: </w:t>
-      </w:r>
-      <w:r>
-        <w:rPr>
-          <w:lang w:val="hi_IN" w:bidi="hi_IN"/>
-        </w:rPr>
-        <w:t>रूपक</w:t>
+        <w:t>देखें: रूपक</w:t>
       </w:r>
       <w:r>
         <w:rPr>
@@ -21149,13 +20759,7 @@
         <w:rPr>
           <w:lang w:val="hi_IN" w:bidi="hi_IN"/>
         </w:rPr>
-        <w:t xml:space="preserve">देखें: </w:t>
-      </w:r>
-      <w:r>
-        <w:rPr>
-          <w:lang w:val="hi_IN" w:bidi="hi_IN"/>
-        </w:rPr>
-        <w:t>स्वामित्व</w:t>
+        <w:t>देखें: स्वामित्व</w:t>
       </w:r>
       <w:r>
         <w:rPr>
@@ -21260,13 +20864,7 @@
         <w:rPr>
           <w:lang w:val="hi_IN" w:bidi="hi_IN"/>
         </w:rPr>
-        <w:t xml:space="preserve">देखें: </w:t>
-      </w:r>
-      <w:r>
-        <w:rPr>
-          <w:lang w:val="hi_IN" w:bidi="hi_IN"/>
-        </w:rPr>
-        <w:t>समांतरता</w:t>
+        <w:t>देखें: समांतरता</w:t>
       </w:r>
       <w:r>
         <w:rPr>
@@ -21384,13 +20982,7 @@
         <w:rPr>
           <w:lang w:val="hi_IN" w:bidi="hi_IN"/>
         </w:rPr>
-        <w:t xml:space="preserve">देखें: </w:t>
-      </w:r>
-      <w:r>
-        <w:rPr>
-          <w:lang w:val="hi_IN" w:bidi="hi_IN"/>
-        </w:rPr>
-        <w:t>प्रतिन्यास</w:t>
+        <w:t>देखें: प्रतिन्यास</w:t>
       </w:r>
       <w:r>
         <w:rPr>
@@ -21508,13 +21100,7 @@
         <w:rPr>
           <w:lang w:val="hi_IN" w:bidi="hi_IN"/>
         </w:rPr>
-        <w:t xml:space="preserve">देखें: </w:t>
-      </w:r>
-      <w:r>
-        <w:rPr>
-          <w:lang w:val="hi_IN" w:bidi="hi_IN"/>
-        </w:rPr>
-        <w:t>रूपक</w:t>
+        <w:t>देखें: रूपक</w:t>
       </w:r>
       <w:r>
         <w:rPr>
@@ -22850,13 +22436,7 @@
         <w:rPr>
           <w:lang w:val="hi_IN" w:bidi="hi_IN"/>
         </w:rPr>
-        <w:t xml:space="preserve">देखें: </w:t>
-      </w:r>
-      <w:r>
-        <w:rPr>
-          <w:lang w:val="hi_IN" w:bidi="hi_IN"/>
-        </w:rPr>
-        <w:t>रूपक</w:t>
+        <w:t>देखें: रूपक</w:t>
       </w:r>
       <w:r>
         <w:rPr>
@@ -23186,13 +22766,7 @@
         <w:rPr>
           <w:lang w:val="hi_IN" w:bidi="hi_IN"/>
         </w:rPr>
-        <w:t xml:space="preserve">देखें: </w:t>
-      </w:r>
-      <w:r>
-        <w:rPr>
-          <w:lang w:val="hi_IN" w:bidi="hi_IN"/>
-        </w:rPr>
-        <w:t>युग्म</w:t>
+        <w:t>देखें: युग्म</w:t>
       </w:r>
       <w:r>
         <w:rPr>
@@ -23297,13 +22871,7 @@
         <w:rPr>
           <w:lang w:val="hi_IN" w:bidi="hi_IN"/>
         </w:rPr>
-        <w:t xml:space="preserve">देखें: </w:t>
-      </w:r>
-      <w:r>
-        <w:rPr>
-          <w:lang w:val="hi_IN" w:bidi="hi_IN"/>
-        </w:rPr>
-        <w:t>रूपक</w:t>
+        <w:t>देखें: रूपक</w:t>
       </w:r>
       <w:r>
         <w:rPr>
@@ -23407,13 +22975,7 @@
         <w:rPr>
           <w:lang w:val="hi_IN" w:bidi="hi_IN"/>
         </w:rPr>
-        <w:t xml:space="preserve">देखें: </w:t>
-      </w:r>
-      <w:r>
-        <w:rPr>
-          <w:lang w:val="hi_IN" w:bidi="hi_IN"/>
-        </w:rPr>
-        <w:t>रूपक</w:t>
+        <w:t>देखें: रूपक</w:t>
       </w:r>
       <w:r>
         <w:rPr>
@@ -23531,13 +23093,7 @@
         <w:rPr>
           <w:lang w:val="hi_IN" w:bidi="hi_IN"/>
         </w:rPr>
-        <w:t xml:space="preserve">देखें: </w:t>
-      </w:r>
-      <w:r>
-        <w:rPr>
-          <w:lang w:val="hi_IN" w:bidi="hi_IN"/>
-        </w:rPr>
-        <w:t>प्रतिन्यास</w:t>
+        <w:t>देखें: प्रतिन्यास</w:t>
       </w:r>
       <w:r>
         <w:rPr>
@@ -23642,13 +23198,7 @@
         <w:rPr>
           <w:lang w:val="hi_IN" w:bidi="hi_IN"/>
         </w:rPr>
-        <w:t xml:space="preserve">देखें: </w:t>
-      </w:r>
-      <w:r>
-        <w:rPr>
-          <w:lang w:val="hi_IN" w:bidi="hi_IN"/>
-        </w:rPr>
-        <w:t>व्यक्तित्व</w:t>
+        <w:t>देखें: व्यक्तित्व</w:t>
       </w:r>
       <w:r>
         <w:rPr>
@@ -24138,13 +23688,7 @@
         <w:rPr>
           <w:lang w:val="hi_IN" w:bidi="hi_IN"/>
         </w:rPr>
-        <w:t xml:space="preserve">देखें: </w:t>
-      </w:r>
-      <w:r>
-        <w:rPr>
-          <w:lang w:val="hi_IN" w:bidi="hi_IN"/>
-        </w:rPr>
-        <w:t>रूपक</w:t>
+        <w:t>देखें: रूपक</w:t>
       </w:r>
       <w:r>
         <w:rPr>
@@ -24627,13 +24171,7 @@
         <w:rPr>
           <w:lang w:val="hi_IN" w:bidi="hi_IN"/>
         </w:rPr>
-        <w:t xml:space="preserve">देखें: </w:t>
-      </w:r>
-      <w:r>
-        <w:rPr>
-          <w:lang w:val="hi_IN" w:bidi="hi_IN"/>
-        </w:rPr>
-        <w:t>मुहावरा</w:t>
+        <w:t>देखें: मुहावरा</w:t>
       </w:r>
       <w:r>
         <w:rPr>
@@ -25129,13 +24667,7 @@
         <w:rPr>
           <w:lang w:val="hi_IN" w:bidi="hi_IN"/>
         </w:rPr>
-        <w:t xml:space="preserve">देखें: </w:t>
-      </w:r>
-      <w:r>
-        <w:rPr>
-          <w:lang w:val="hi_IN" w:bidi="hi_IN"/>
-        </w:rPr>
-        <w:t>सर्वनाम — When to Use Them</w:t>
+        <w:t>देखें: सर्वनाम — When to Use Them</w:t>
       </w:r>
       <w:r>
         <w:rPr>
@@ -25573,13 +25105,7 @@
         <w:rPr>
           <w:lang w:val="hi_IN" w:bidi="hi_IN"/>
         </w:rPr>
-        <w:t xml:space="preserve">देखें: </w:t>
-      </w:r>
-      <w:r>
-        <w:rPr>
-          <w:lang w:val="hi_IN" w:bidi="hi_IN"/>
-        </w:rPr>
-        <w:t>विराम बिंदु</w:t>
+        <w:t>देखें: विराम बिंदु</w:t>
       </w:r>
       <w:r>
         <w:rPr>
@@ -25723,13 +25249,7 @@
         <w:rPr>
           <w:lang w:val="hi_IN" w:bidi="hi_IN"/>
         </w:rPr>
-        <w:t xml:space="preserve">देखें: </w:t>
-      </w:r>
-      <w:r>
-        <w:rPr>
-          <w:lang w:val="hi_IN" w:bidi="hi_IN"/>
-        </w:rPr>
-        <w:t>रूपक</w:t>
+        <w:t>देखें: रूपक</w:t>
       </w:r>
       <w:r>
         <w:rPr>
@@ -25847,13 +25367,7 @@
         <w:rPr>
           <w:lang w:val="hi_IN" w:bidi="hi_IN"/>
         </w:rPr>
-        <w:t xml:space="preserve">देखें: </w:t>
-      </w:r>
-      <w:r>
-        <w:rPr>
-          <w:lang w:val="hi_IN" w:bidi="hi_IN"/>
-        </w:rPr>
-        <w:t>रूपक</w:t>
+        <w:t>देखें: रूपक</w:t>
       </w:r>
       <w:r>
         <w:rPr>
@@ -26034,13 +25548,7 @@
         <w:rPr>
           <w:lang w:val="hi_IN" w:bidi="hi_IN"/>
         </w:rPr>
-        <w:t xml:space="preserve">देखें: </w:t>
-      </w:r>
-      <w:r>
-        <w:rPr>
-          <w:lang w:val="hi_IN" w:bidi="hi_IN"/>
-        </w:rPr>
-        <w:t>युग्म</w:t>
+        <w:t>देखें: युग्म</w:t>
       </w:r>
       <w:r>
         <w:rPr>
@@ -26158,13 +25666,7 @@
         <w:rPr>
           <w:lang w:val="hi_IN" w:bidi="hi_IN"/>
         </w:rPr>
-        <w:t xml:space="preserve">देखें: </w:t>
-      </w:r>
-      <w:r>
-        <w:rPr>
-          <w:lang w:val="hi_IN" w:bidi="hi_IN"/>
-        </w:rPr>
-        <w:t>रूपक</w:t>
+        <w:t>देखें: रूपक</w:t>
       </w:r>
       <w:r>
         <w:rPr>
@@ -26504,13 +26006,7 @@
         <w:rPr>
           <w:lang w:val="hi_IN" w:bidi="hi_IN"/>
         </w:rPr>
-        <w:t xml:space="preserve">देखें: </w:t>
-      </w:r>
-      <w:r>
-        <w:rPr>
-          <w:lang w:val="hi_IN" w:bidi="hi_IN"/>
-        </w:rPr>
-        <w:t>स्वामित्व</w:t>
+        <w:t>देखें: स्वामित्व</w:t>
       </w:r>
       <w:r>
         <w:rPr>
@@ -27333,13 +26829,7 @@
         <w:rPr>
           <w:lang w:val="hi_IN" w:bidi="hi_IN"/>
         </w:rPr>
-        <w:t xml:space="preserve">देखें: </w:t>
-      </w:r>
-      <w:r>
-        <w:rPr>
-          <w:lang w:val="hi_IN" w:bidi="hi_IN"/>
-        </w:rPr>
-        <w:t>रूपक</w:t>
+        <w:t>देखें: रूपक</w:t>
       </w:r>
       <w:r>
         <w:rPr>
@@ -27652,13 +27142,7 @@
         <w:rPr>
           <w:lang w:val="hi_IN" w:bidi="hi_IN"/>
         </w:rPr>
-        <w:t xml:space="preserve">देखें: </w:t>
-      </w:r>
-      <w:r>
-        <w:rPr>
-          <w:lang w:val="hi_IN" w:bidi="hi_IN"/>
-        </w:rPr>
-        <w:t>रूपक</w:t>
+        <w:t>देखें: रूपक</w:t>
       </w:r>
       <w:r>
         <w:rPr>
@@ -27763,13 +27247,7 @@
         <w:rPr>
           <w:lang w:val="hi_IN" w:bidi="hi_IN"/>
         </w:rPr>
-        <w:t xml:space="preserve">देखें: </w:t>
-      </w:r>
-      <w:r>
-        <w:rPr>
-          <w:lang w:val="hi_IN" w:bidi="hi_IN"/>
-        </w:rPr>
-        <w:t>प्रतिन्यास</w:t>
+        <w:t>देखें: प्रतिन्यास</w:t>
       </w:r>
       <w:r>
         <w:rPr>
@@ -28109,13 +27587,7 @@
         <w:rPr>
           <w:lang w:val="hi_IN" w:bidi="hi_IN"/>
         </w:rPr>
-        <w:t xml:space="preserve">देखें: </w:t>
-      </w:r>
-      <w:r>
-        <w:rPr>
-          <w:lang w:val="hi_IN" w:bidi="hi_IN"/>
-        </w:rPr>
-        <w:t>Reflexive सर्वनाम</w:t>
+        <w:t>देखें: Reflexive सर्वनाम</w:t>
       </w:r>
       <w:r>
         <w:rPr>
@@ -28272,13 +27744,7 @@
         <w:rPr>
           <w:lang w:val="hi_IN" w:bidi="hi_IN"/>
         </w:rPr>
-        <w:t xml:space="preserve">देखें: </w:t>
-      </w:r>
-      <w:r>
-        <w:rPr>
-          <w:lang w:val="hi_IN" w:bidi="hi_IN"/>
-        </w:rPr>
-        <w:t>रूपक</w:t>
+        <w:t>देखें: रूपक</w:t>
       </w:r>
       <w:r>
         <w:rPr>
@@ -28383,13 +27849,7 @@
         <w:rPr>
           <w:lang w:val="hi_IN" w:bidi="hi_IN"/>
         </w:rPr>
-        <w:t xml:space="preserve">देखें: </w:t>
-      </w:r>
-      <w:r>
-        <w:rPr>
-          <w:lang w:val="hi_IN" w:bidi="hi_IN"/>
-        </w:rPr>
-        <w:t>प्रतिन्यास</w:t>
+        <w:t>देखें: प्रतिन्यास</w:t>
       </w:r>
       <w:r>
         <w:rPr>
@@ -28481,13 +27941,7 @@
         <w:rPr>
           <w:lang w:val="hi_IN" w:bidi="hi_IN"/>
         </w:rPr>
-        <w:t xml:space="preserve">देखें: </w:t>
-      </w:r>
-      <w:r>
-        <w:rPr>
-          <w:lang w:val="hi_IN" w:bidi="hi_IN"/>
-        </w:rPr>
-        <w:t>रूपक</w:t>
+        <w:t>देखें: रूपक</w:t>
       </w:r>
       <w:r>
         <w:rPr>
@@ -29035,13 +28489,7 @@
         <w:rPr>
           <w:lang w:val="hi_IN" w:bidi="hi_IN"/>
         </w:rPr>
-        <w:t xml:space="preserve">देखें: </w:t>
-      </w:r>
-      <w:r>
-        <w:rPr>
-          <w:lang w:val="hi_IN" w:bidi="hi_IN"/>
-        </w:rPr>
-        <w:t>संकेतन</w:t>
+        <w:t>देखें: संकेतन</w:t>
       </w:r>
       <w:r>
         <w:rPr>
@@ -29146,13 +28594,7 @@
         <w:rPr>
           <w:lang w:val="hi_IN" w:bidi="hi_IN"/>
         </w:rPr>
-        <w:t xml:space="preserve">देखें: </w:t>
-      </w:r>
-      <w:r>
-        <w:rPr>
-          <w:lang w:val="hi_IN" w:bidi="hi_IN"/>
-        </w:rPr>
-        <w:t>रूपक</w:t>
+        <w:t>देखें: रूपक</w:t>
       </w:r>
       <w:r>
         <w:rPr>
@@ -29257,13 +28699,7 @@
         <w:rPr>
           <w:lang w:val="hi_IN" w:bidi="hi_IN"/>
         </w:rPr>
-        <w:t xml:space="preserve">देखें: </w:t>
-      </w:r>
-      <w:r>
-        <w:rPr>
-          <w:lang w:val="hi_IN" w:bidi="hi_IN"/>
-        </w:rPr>
-        <w:t>उपमा</w:t>
+        <w:t>देखें: उपमा</w:t>
       </w:r>
       <w:r>
         <w:rPr>
@@ -29518,13 +28954,7 @@
         <w:rPr>
           <w:lang w:val="hi_IN" w:bidi="hi_IN"/>
         </w:rPr>
-        <w:t xml:space="preserve">देखें: </w:t>
-      </w:r>
-      <w:r>
-        <w:rPr>
-          <w:lang w:val="hi_IN" w:bidi="hi_IN"/>
-        </w:rPr>
-        <w:t>रूपक</w:t>
+        <w:t>देखें: रूपक</w:t>
       </w:r>
       <w:r>
         <w:rPr>
@@ -29628,13 +29058,7 @@
         <w:rPr>
           <w:lang w:val="hi_IN" w:bidi="hi_IN"/>
         </w:rPr>
-        <w:t xml:space="preserve">देखें: </w:t>
-      </w:r>
-      <w:r>
-        <w:rPr>
-          <w:lang w:val="hi_IN" w:bidi="hi_IN"/>
-        </w:rPr>
-        <w:t>संकेतन</w:t>
+        <w:t>देखें: संकेतन</w:t>
       </w:r>
       <w:r>
         <w:rPr>
@@ -29840,13 +29264,7 @@
         <w:rPr>
           <w:lang w:val="hi_IN" w:bidi="hi_IN"/>
         </w:rPr>
-        <w:t xml:space="preserve">देखें: </w:t>
-      </w:r>
-      <w:r>
-        <w:rPr>
-          <w:lang w:val="hi_IN" w:bidi="hi_IN"/>
-        </w:rPr>
-        <w:t>प्रतिन्यास</w:t>
+        <w:t>देखें: प्रतिन्यास</w:t>
       </w:r>
       <w:r>
         <w:rPr>
@@ -30049,13 +29467,7 @@
         <w:rPr>
           <w:lang w:val="hi_IN" w:bidi="hi_IN"/>
         </w:rPr>
-        <w:t xml:space="preserve">देखें: </w:t>
-      </w:r>
-      <w:r>
-        <w:rPr>
-          <w:lang w:val="hi_IN" w:bidi="hi_IN"/>
-        </w:rPr>
-        <w:t>मुहावरा</w:t>
+        <w:t>देखें: मुहावरा</w:t>
       </w:r>
       <w:r>
         <w:rPr>
@@ -30147,13 +29559,7 @@
         <w:rPr>
           <w:lang w:val="hi_IN" w:bidi="hi_IN"/>
         </w:rPr>
-        <w:t xml:space="preserve">देखें: </w:t>
-      </w:r>
-      <w:r>
-        <w:rPr>
-          <w:lang w:val="hi_IN" w:bidi="hi_IN"/>
-        </w:rPr>
-        <w:t>विराम बिंदु</w:t>
+        <w:t>देखें: विराम बिंदु</w:t>
       </w:r>
       <w:r>
         <w:rPr>
@@ -30258,13 +29664,7 @@
         <w:rPr>
           <w:lang w:val="hi_IN" w:bidi="hi_IN"/>
         </w:rPr>
-        <w:t xml:space="preserve">देखें: </w:t>
-      </w:r>
-      <w:r>
-        <w:rPr>
-          <w:lang w:val="hi_IN" w:bidi="hi_IN"/>
-        </w:rPr>
-        <w:t>प्रतिन्यास</w:t>
+        <w:t>देखें: प्रतिन्यास</w:t>
       </w:r>
       <w:r>
         <w:rPr>
@@ -30728,13 +30128,7 @@
         <w:rPr>
           <w:lang w:val="hi_IN" w:bidi="hi_IN"/>
         </w:rPr>
-        <w:t xml:space="preserve">देखें: </w:t>
-      </w:r>
-      <w:r>
-        <w:rPr>
-          <w:lang w:val="hi_IN" w:bidi="hi_IN"/>
-        </w:rPr>
-        <w:t>सर्वनाम — When to Use Them</w:t>
+        <w:t>देखें: सर्वनाम — When to Use Them</w:t>
       </w:r>
       <w:r>
         <w:rPr>
@@ -31126,13 +30520,7 @@
         <w:rPr>
           <w:lang w:val="hi_IN" w:bidi="hi_IN"/>
         </w:rPr>
-        <w:t xml:space="preserve">देखें: </w:t>
-      </w:r>
-      <w:r>
-        <w:rPr>
-          <w:lang w:val="hi_IN" w:bidi="hi_IN"/>
-        </w:rPr>
-        <w:t>प्रतिन्यास</w:t>
+        <w:t>देखें: प्रतिन्यास</w:t>
       </w:r>
       <w:r>
         <w:rPr>
@@ -31276,13 +30664,7 @@
         <w:rPr>
           <w:lang w:val="hi_IN" w:bidi="hi_IN"/>
         </w:rPr>
-        <w:t xml:space="preserve">देखें: </w:t>
-      </w:r>
-      <w:r>
-        <w:rPr>
-          <w:lang w:val="hi_IN" w:bidi="hi_IN"/>
-        </w:rPr>
-        <w:t>स्वामित्व</w:t>
+        <w:t>देखें: स्वामित्व</w:t>
       </w:r>
       <w:r>
         <w:rPr>
@@ -31426,13 +30808,7 @@
         <w:rPr>
           <w:lang w:val="hi_IN" w:bidi="hi_IN"/>
         </w:rPr>
-        <w:t xml:space="preserve">देखें: </w:t>
-      </w:r>
-      <w:r>
-        <w:rPr>
-          <w:lang w:val="hi_IN" w:bidi="hi_IN"/>
-        </w:rPr>
-        <w:t>स्वामित्व</w:t>
+        <w:t>देखें: स्वामित्व</w:t>
       </w:r>
       <w:r>
         <w:rPr>
@@ -31563,13 +30939,7 @@
         <w:rPr>
           <w:lang w:val="hi_IN" w:bidi="hi_IN"/>
         </w:rPr>
-        <w:t xml:space="preserve">देखें: </w:t>
-      </w:r>
-      <w:r>
-        <w:rPr>
-          <w:lang w:val="hi_IN" w:bidi="hi_IN"/>
-        </w:rPr>
-        <w:t>प्रतिन्यास</w:t>
+        <w:t>देखें: प्रतिन्यास</w:t>
       </w:r>
       <w:r>
         <w:rPr>
@@ -31700,13 +31070,7 @@
         <w:rPr>
           <w:lang w:val="hi_IN" w:bidi="hi_IN"/>
         </w:rPr>
-        <w:t xml:space="preserve">देखें: </w:t>
-      </w:r>
-      <w:r>
-        <w:rPr>
-          <w:lang w:val="hi_IN" w:bidi="hi_IN"/>
-        </w:rPr>
-        <w:t>प्रतिन्यास</w:t>
+        <w:t>देखें: प्रतिन्यास</w:t>
       </w:r>
       <w:r>
         <w:rPr>
@@ -31811,13 +31175,7 @@
         <w:rPr>
           <w:lang w:val="hi_IN" w:bidi="hi_IN"/>
         </w:rPr>
-        <w:t xml:space="preserve">देखें: </w:t>
-      </w:r>
-      <w:r>
-        <w:rPr>
-          <w:lang w:val="hi_IN" w:bidi="hi_IN"/>
-        </w:rPr>
-        <w:t>रूपक</w:t>
+        <w:t>देखें: रूपक</w:t>
       </w:r>
       <w:r>
         <w:rPr>
@@ -31935,13 +31293,7 @@
         <w:rPr>
           <w:lang w:val="hi_IN" w:bidi="hi_IN"/>
         </w:rPr>
-        <w:t xml:space="preserve">देखें: </w:t>
-      </w:r>
-      <w:r>
-        <w:rPr>
-          <w:lang w:val="hi_IN" w:bidi="hi_IN"/>
-        </w:rPr>
-        <w:t>रूपक</w:t>
+        <w:t>देखें: रूपक</w:t>
       </w:r>
       <w:r>
         <w:rPr>
@@ -32150,13 +31502,7 @@
         <w:rPr>
           <w:lang w:val="hi_IN" w:bidi="hi_IN"/>
         </w:rPr>
-        <w:t xml:space="preserve">देखें: </w:t>
-      </w:r>
-      <w:r>
-        <w:rPr>
-          <w:lang w:val="hi_IN" w:bidi="hi_IN"/>
-        </w:rPr>
-        <w:t>मुहावरा</w:t>
+        <w:t>देखें: मुहावरा</w:t>
       </w:r>
       <w:r>
         <w:rPr>
@@ -32695,13 +32041,7 @@
         <w:rPr>
           <w:lang w:val="hi_IN" w:bidi="hi_IN"/>
         </w:rPr>
-        <w:t xml:space="preserve">देखें: </w:t>
-      </w:r>
-      <w:r>
-        <w:rPr>
-          <w:lang w:val="hi_IN" w:bidi="hi_IN"/>
-        </w:rPr>
-        <w:t>रूपक</w:t>
+        <w:t>देखें: रूपक</w:t>
       </w:r>
       <w:r>
         <w:rPr>
@@ -32930,13 +32270,7 @@
         <w:rPr>
           <w:lang w:val="hi_IN" w:bidi="hi_IN"/>
         </w:rPr>
-        <w:t xml:space="preserve">देखें: </w:t>
-      </w:r>
-      <w:r>
-        <w:rPr>
-          <w:lang w:val="hi_IN" w:bidi="hi_IN"/>
-        </w:rPr>
-        <w:t>रूपक</w:t>
+        <w:t>देखें: रूपक</w:t>
       </w:r>
       <w:r>
         <w:rPr>
@@ -33093,13 +32427,7 @@
         <w:rPr>
           <w:lang w:val="hi_IN" w:bidi="hi_IN"/>
         </w:rPr>
-        <w:t xml:space="preserve">देखें: </w:t>
-      </w:r>
-      <w:r>
-        <w:rPr>
-          <w:lang w:val="hi_IN" w:bidi="hi_IN"/>
-        </w:rPr>
-        <w:t>स्वामित्व</w:t>
+        <w:t>देखें: स्वामित्व</w:t>
       </w:r>
       <w:r>
         <w:rPr>
@@ -33593,13 +32921,7 @@
         <w:rPr>
           <w:lang w:val="hi_IN" w:bidi="hi_IN"/>
         </w:rPr>
-        <w:t xml:space="preserve">देखें: </w:t>
-      </w:r>
-      <w:r>
-        <w:rPr>
-          <w:lang w:val="hi_IN" w:bidi="hi_IN"/>
-        </w:rPr>
-        <w:t>रूपक</w:t>
+        <w:t>देखें: रूपक</w:t>
       </w:r>
       <w:r>
         <w:rPr>
@@ -33691,13 +33013,7 @@
         <w:rPr>
           <w:lang w:val="hi_IN" w:bidi="hi_IN"/>
         </w:rPr>
-        <w:t xml:space="preserve">देखें: </w:t>
-      </w:r>
-      <w:r>
-        <w:rPr>
-          <w:lang w:val="hi_IN" w:bidi="hi_IN"/>
-        </w:rPr>
-        <w:t>विराम बिंदु</w:t>
+        <w:t>देखें: विराम बिंदु</w:t>
       </w:r>
       <w:r>
         <w:rPr>
@@ -34115,13 +33431,7 @@
         <w:rPr>
           <w:lang w:val="hi_IN" w:bidi="hi_IN"/>
         </w:rPr>
-        <w:t xml:space="preserve">देखें: </w:t>
-      </w:r>
-      <w:r>
-        <w:rPr>
-          <w:lang w:val="hi_IN" w:bidi="hi_IN"/>
-        </w:rPr>
-        <w:t>रूपक</w:t>
+        <w:t>देखें: रूपक</w:t>
       </w:r>
       <w:r>
         <w:rPr>
@@ -34322,19 +33632,7 @@
         <w:rPr>
           <w:lang w:val="hi_IN" w:bidi="hi_IN"/>
         </w:rPr>
-        <w:t xml:space="preserve">"इस उप-वाक्य से पद 12 के अंत तक पतरस </w:t>
-      </w:r>
-      <w:r>
-        <w:rPr>
-          <w:lang w:val="hi_IN" w:bidi="hi_IN"/>
-        </w:rPr>
-        <w:t>34:1216</w:t>
-      </w:r>
-      <w:r>
-        <w:rPr>
-          <w:lang w:val="hi_IN" w:bidi="hi_IN"/>
-        </w:rPr>
-        <w:t xml:space="preserve"> का उद्धरण देता है| इन सब शब्दों को उद्धरण चिन्हों में रखें या आपकी भाषा में उद्धरण का संकेत देने के लिए प्रयुक्त जो भी चिन्ह हैं या परिपाटी है उसका प्रयोग करें|</w:t>
+        <w:t>"इस उप-वाक्य से पद 12 के अंत तक पतरस 34:1216 का उद्धरण देता है| इन सब शब्दों को उद्धरण चिन्हों में रखें या आपकी भाषा में उद्धरण का संकेत देने के लिए प्रयुक्त जो भी चिन्ह हैं या परिपाटी है उसका प्रयोग करें|</w:t>
       </w:r>
     </w:p>
     <w:p>
@@ -34446,13 +33744,7 @@
         <w:rPr>
           <w:lang w:val="hi_IN" w:bidi="hi_IN"/>
         </w:rPr>
-        <w:t xml:space="preserve">देखें: </w:t>
-      </w:r>
-      <w:r>
-        <w:rPr>
-          <w:lang w:val="hi_IN" w:bidi="hi_IN"/>
-        </w:rPr>
-        <w:t>समांतरता</w:t>
+        <w:t>देखें: समांतरता</w:t>
       </w:r>
       <w:r>
         <w:rPr>
@@ -34557,13 +33849,7 @@
         <w:rPr>
           <w:lang w:val="hi_IN" w:bidi="hi_IN"/>
         </w:rPr>
-        <w:t xml:space="preserve">देखें: </w:t>
-      </w:r>
-      <w:r>
-        <w:rPr>
-          <w:lang w:val="hi_IN" w:bidi="hi_IN"/>
-        </w:rPr>
-        <w:t>रूपक</w:t>
+        <w:t>देखें: रूपक</w:t>
       </w:r>
       <w:r>
         <w:rPr>
@@ -34681,13 +33967,7 @@
         <w:rPr>
           <w:lang w:val="hi_IN" w:bidi="hi_IN"/>
         </w:rPr>
-        <w:t xml:space="preserve">देखें: </w:t>
-      </w:r>
-      <w:r>
-        <w:rPr>
-          <w:lang w:val="hi_IN" w:bidi="hi_IN"/>
-        </w:rPr>
-        <w:t>संकेतन</w:t>
+        <w:t>देखें: संकेतन</w:t>
       </w:r>
       <w:r>
         <w:rPr>
@@ -34916,13 +34196,7 @@
         <w:rPr>
           <w:lang w:val="hi_IN" w:bidi="hi_IN"/>
         </w:rPr>
-        <w:t xml:space="preserve">देखें: </w:t>
-      </w:r>
-      <w:r>
-        <w:rPr>
-          <w:lang w:val="hi_IN" w:bidi="hi_IN"/>
-        </w:rPr>
-        <w:t>रूपक</w:t>
+        <w:t>देखें: रूपक</w:t>
       </w:r>
       <w:r>
         <w:rPr>
@@ -35040,13 +34314,7 @@
         <w:rPr>
           <w:lang w:val="hi_IN" w:bidi="hi_IN"/>
         </w:rPr>
-        <w:t xml:space="preserve">देखें: </w:t>
-      </w:r>
-      <w:r>
-        <w:rPr>
-          <w:lang w:val="hi_IN" w:bidi="hi_IN"/>
-        </w:rPr>
-        <w:t>युग्म</w:t>
+        <w:t>देखें: युग्म</w:t>
       </w:r>
       <w:r>
         <w:rPr>
@@ -35288,13 +34556,7 @@
         <w:rPr>
           <w:lang w:val="hi_IN" w:bidi="hi_IN"/>
         </w:rPr>
-        <w:t xml:space="preserve">देखें: </w:t>
-      </w:r>
-      <w:r>
-        <w:rPr>
-          <w:lang w:val="hi_IN" w:bidi="hi_IN"/>
-        </w:rPr>
-        <w:t>मुहावरा</w:t>
+        <w:t>देखें: मुहावरा</w:t>
       </w:r>
       <w:r>
         <w:rPr>
@@ -35425,13 +34687,7 @@
         <w:rPr>
           <w:lang w:val="hi_IN" w:bidi="hi_IN"/>
         </w:rPr>
-        <w:t xml:space="preserve">देखें: </w:t>
-      </w:r>
-      <w:r>
-        <w:rPr>
-          <w:lang w:val="hi_IN" w:bidi="hi_IN"/>
-        </w:rPr>
-        <w:t>मुहावरा</w:t>
+        <w:t>देखें: मुहावरा</w:t>
       </w:r>
       <w:r>
         <w:rPr>
@@ -35784,13 +35040,7 @@
         <w:rPr>
           <w:lang w:val="hi_IN" w:bidi="hi_IN"/>
         </w:rPr>
-        <w:t xml:space="preserve">देखें: </w:t>
-      </w:r>
-      <w:r>
-        <w:rPr>
-          <w:lang w:val="hi_IN" w:bidi="hi_IN"/>
-        </w:rPr>
-        <w:t>संकेतन</w:t>
+        <w:t>देखें: संकेतन</w:t>
       </w:r>
       <w:r>
         <w:rPr>
@@ -35921,13 +35171,7 @@
         <w:rPr>
           <w:lang w:val="hi_IN" w:bidi="hi_IN"/>
         </w:rPr>
-        <w:t xml:space="preserve">देखें: </w:t>
-      </w:r>
-      <w:r>
-        <w:rPr>
-          <w:lang w:val="hi_IN" w:bidi="hi_IN"/>
-        </w:rPr>
-        <w:t>मुहावरा</w:t>
+        <w:t>देखें: मुहावरा</w:t>
       </w:r>
       <w:r>
         <w:rPr>
@@ -36330,13 +35574,7 @@
         <w:rPr>
           <w:lang w:val="hi_IN" w:bidi="hi_IN"/>
         </w:rPr>
-        <w:t xml:space="preserve">देखें: </w:t>
-      </w:r>
-      <w:r>
-        <w:rPr>
-          <w:lang w:val="hi_IN" w:bidi="hi_IN"/>
-        </w:rPr>
-        <w:t>स्वामित्व</w:t>
+        <w:t>देखें: स्वामित्व</w:t>
       </w:r>
       <w:r>
         <w:rPr>
@@ -36747,13 +35985,7 @@
         <w:rPr>
           <w:lang w:val="hi_IN" w:bidi="hi_IN"/>
         </w:rPr>
-        <w:t xml:space="preserve">देखें: </w:t>
-      </w:r>
-      <w:r>
-        <w:rPr>
-          <w:lang w:val="hi_IN" w:bidi="hi_IN"/>
-        </w:rPr>
-        <w:t>समांतरता</w:t>
+        <w:t>देखें: समांतरता</w:t>
       </w:r>
       <w:r>
         <w:rPr>
@@ -36845,13 +36077,7 @@
         <w:rPr>
           <w:lang w:val="hi_IN" w:bidi="hi_IN"/>
         </w:rPr>
-        <w:t xml:space="preserve">देखें: </w:t>
-      </w:r>
-      <w:r>
-        <w:rPr>
-          <w:lang w:val="hi_IN" w:bidi="hi_IN"/>
-        </w:rPr>
-        <w:t>स्वामित्व</w:t>
+        <w:t>देखें: स्वामित्व</w:t>
       </w:r>
       <w:r>
         <w:rPr>
@@ -36969,13 +36195,7 @@
         <w:rPr>
           <w:lang w:val="hi_IN" w:bidi="hi_IN"/>
         </w:rPr>
-        <w:t xml:space="preserve">देखें: </w:t>
-      </w:r>
-      <w:r>
-        <w:rPr>
-          <w:lang w:val="hi_IN" w:bidi="hi_IN"/>
-        </w:rPr>
-        <w:t>रूपक</w:t>
+        <w:t>देखें: रूपक</w:t>
       </w:r>
       <w:r>
         <w:rPr>
@@ -37093,13 +36313,7 @@
         <w:rPr>
           <w:lang w:val="hi_IN" w:bidi="hi_IN"/>
         </w:rPr>
-        <w:t xml:space="preserve">देखें: </w:t>
-      </w:r>
-      <w:r>
-        <w:rPr>
-          <w:lang w:val="hi_IN" w:bidi="hi_IN"/>
-        </w:rPr>
-        <w:t>प्रतिन्यास</w:t>
+        <w:t>देखें: प्रतिन्यास</w:t>
       </w:r>
       <w:r>
         <w:rPr>
@@ -37328,13 +36542,7 @@
         <w:rPr>
           <w:lang w:val="hi_IN" w:bidi="hi_IN"/>
         </w:rPr>
-        <w:t xml:space="preserve">देखें: </w:t>
-      </w:r>
-      <w:r>
-        <w:rPr>
-          <w:lang w:val="hi_IN" w:bidi="hi_IN"/>
-        </w:rPr>
-        <w:t>प्रतिन्यास</w:t>
+        <w:t>देखें: प्रतिन्यास</w:t>
       </w:r>
       <w:r>
         <w:rPr>
@@ -37465,13 +36673,7 @@
         <w:rPr>
           <w:lang w:val="hi_IN" w:bidi="hi_IN"/>
         </w:rPr>
-        <w:t xml:space="preserve">देखें: </w:t>
-      </w:r>
-      <w:r>
-        <w:rPr>
-          <w:lang w:val="hi_IN" w:bidi="hi_IN"/>
-        </w:rPr>
-        <w:t>रूपक</w:t>
+        <w:t>देखें: रूपक</w:t>
       </w:r>
       <w:r>
         <w:rPr>
@@ -38535,13 +37737,7 @@
         <w:rPr>
           <w:lang w:val="hi_IN" w:bidi="hi_IN"/>
         </w:rPr>
-        <w:t xml:space="preserve">देखें: </w:t>
-      </w:r>
-      <w:r>
-        <w:rPr>
-          <w:lang w:val="hi_IN" w:bidi="hi_IN"/>
-        </w:rPr>
-        <w:t>प्रतिन्यास</w:t>
+        <w:t>देखें: प्रतिन्यास</w:t>
       </w:r>
       <w:r>
         <w:rPr>
@@ -38894,13 +38090,7 @@
         <w:rPr>
           <w:lang w:val="hi_IN" w:bidi="hi_IN"/>
         </w:rPr>
-        <w:t xml:space="preserve">देखें: </w:t>
-      </w:r>
-      <w:r>
-        <w:rPr>
-          <w:lang w:val="hi_IN" w:bidi="hi_IN"/>
-        </w:rPr>
-        <w:t>प्रतिन्यास</w:t>
+        <w:t>देखें: प्रतिन्यास</w:t>
       </w:r>
       <w:r>
         <w:rPr>
@@ -39312,13 +38502,7 @@
         <w:rPr>
           <w:lang w:val="hi_IN" w:bidi="hi_IN"/>
         </w:rPr>
-        <w:t xml:space="preserve">देखें: </w:t>
-      </w:r>
-      <w:r>
-        <w:rPr>
-          <w:lang w:val="hi_IN" w:bidi="hi_IN"/>
-        </w:rPr>
-        <w:t>विराम बिंदु</w:t>
+        <w:t>देखें: विराम बिंदु</w:t>
       </w:r>
       <w:r>
         <w:rPr>
@@ -39596,13 +38780,7 @@
         <w:rPr>
           <w:lang w:val="hi_IN" w:bidi="hi_IN"/>
         </w:rPr>
-        <w:t xml:space="preserve">देखें: </w:t>
-      </w:r>
-      <w:r>
-        <w:rPr>
-          <w:lang w:val="hi_IN" w:bidi="hi_IN"/>
-        </w:rPr>
-        <w:t>रूपक</w:t>
+        <w:t>देखें: रूपक</w:t>
       </w:r>
       <w:r>
         <w:rPr>
@@ -39694,13 +38872,7 @@
         <w:rPr>
           <w:lang w:val="hi_IN" w:bidi="hi_IN"/>
         </w:rPr>
-        <w:t xml:space="preserve">देखें: </w:t>
-      </w:r>
-      <w:r>
-        <w:rPr>
-          <w:lang w:val="hi_IN" w:bidi="hi_IN"/>
-        </w:rPr>
-        <w:t>विराम बिंदु</w:t>
+        <w:t>देखें: विराम बिंदु</w:t>
       </w:r>
       <w:r>
         <w:rPr>
@@ -39831,13 +39003,7 @@
         <w:rPr>
           <w:lang w:val="hi_IN" w:bidi="hi_IN"/>
         </w:rPr>
-        <w:t xml:space="preserve">देखें: </w:t>
-      </w:r>
-      <w:r>
-        <w:rPr>
-          <w:lang w:val="hi_IN" w:bidi="hi_IN"/>
-        </w:rPr>
-        <w:t>प्रतिन्यास</w:t>
+        <w:t>देखें: प्रतिन्यास</w:t>
       </w:r>
       <w:r>
         <w:rPr>
@@ -39942,13 +39108,7 @@
         <w:rPr>
           <w:lang w:val="hi_IN" w:bidi="hi_IN"/>
         </w:rPr>
-        <w:t xml:space="preserve">देखें: </w:t>
-      </w:r>
-      <w:r>
-        <w:rPr>
-          <w:lang w:val="hi_IN" w:bidi="hi_IN"/>
-        </w:rPr>
-        <w:t>प्रतिन्यास</w:t>
+        <w:t>देखें: प्रतिन्यास</w:t>
       </w:r>
       <w:r>
         <w:rPr>
@@ -40151,13 +39311,7 @@
         <w:rPr>
           <w:lang w:val="hi_IN" w:bidi="hi_IN"/>
         </w:rPr>
-        <w:t xml:space="preserve">देखें: </w:t>
-      </w:r>
-      <w:r>
-        <w:rPr>
-          <w:lang w:val="hi_IN" w:bidi="hi_IN"/>
-        </w:rPr>
-        <w:t>सर्वनाम — When to Use Them</w:t>
+        <w:t>देखें: सर्वनाम — When to Use Them</w:t>
       </w:r>
       <w:r>
         <w:rPr>
@@ -40509,13 +39663,7 @@
         <w:rPr>
           <w:lang w:val="hi_IN" w:bidi="hi_IN"/>
         </w:rPr>
-        <w:t xml:space="preserve">देखें: </w:t>
-      </w:r>
-      <w:r>
-        <w:rPr>
-          <w:lang w:val="hi_IN" w:bidi="hi_IN"/>
-        </w:rPr>
-        <w:t>प्रतिन्यास</w:t>
+        <w:t>देखें: प्रतिन्यास</w:t>
       </w:r>
       <w:r>
         <w:rPr>
@@ -40757,13 +39905,7 @@
         <w:rPr>
           <w:lang w:val="hi_IN" w:bidi="hi_IN"/>
         </w:rPr>
-        <w:t xml:space="preserve">देखें: </w:t>
-      </w:r>
-      <w:r>
-        <w:rPr>
-          <w:lang w:val="hi_IN" w:bidi="hi_IN"/>
-        </w:rPr>
-        <w:t>प्रतिन्यास</w:t>
+        <w:t>देखें: प्रतिन्यास</w:t>
       </w:r>
       <w:r>
         <w:rPr>
@@ -41351,13 +40493,7 @@
         <w:rPr>
           <w:lang w:val="hi_IN" w:bidi="hi_IN"/>
         </w:rPr>
-        <w:t xml:space="preserve">देखें: </w:t>
-      </w:r>
-      <w:r>
-        <w:rPr>
-          <w:lang w:val="hi_IN" w:bidi="hi_IN"/>
-        </w:rPr>
-        <w:t>प्रतिन्यास</w:t>
+        <w:t>देखें: प्रतिन्यास</w:t>
       </w:r>
       <w:r>
         <w:rPr>
@@ -41612,13 +40748,7 @@
         <w:rPr>
           <w:lang w:val="hi_IN" w:bidi="hi_IN"/>
         </w:rPr>
-        <w:t xml:space="preserve">देखें: </w:t>
-      </w:r>
-      <w:r>
-        <w:rPr>
-          <w:lang w:val="hi_IN" w:bidi="hi_IN"/>
-        </w:rPr>
-        <w:t>युग्म</w:t>
+        <w:t>देखें: युग्म</w:t>
       </w:r>
       <w:r>
         <w:rPr>
@@ -41957,13 +41087,7 @@
         <w:rPr>
           <w:lang w:val="hi_IN" w:bidi="hi_IN"/>
         </w:rPr>
-        <w:t xml:space="preserve">देखें: </w:t>
-      </w:r>
-      <w:r>
-        <w:rPr>
-          <w:lang w:val="hi_IN" w:bidi="hi_IN"/>
-        </w:rPr>
-        <w:t>प्रतिन्यास</w:t>
+        <w:t>देखें: प्रतिन्यास</w:t>
       </w:r>
       <w:r>
         <w:rPr>
@@ -42094,13 +41218,7 @@
         <w:rPr>
           <w:lang w:val="hi_IN" w:bidi="hi_IN"/>
         </w:rPr>
-        <w:t xml:space="preserve">देखें: </w:t>
-      </w:r>
-      <w:r>
-        <w:rPr>
-          <w:lang w:val="hi_IN" w:bidi="hi_IN"/>
-        </w:rPr>
-        <w:t>रूपक</w:t>
+        <w:t>देखें: रूपक</w:t>
       </w:r>
       <w:r>
         <w:rPr>
@@ -42603,13 +41721,7 @@
         <w:rPr>
           <w:lang w:val="hi_IN" w:bidi="hi_IN"/>
         </w:rPr>
-        <w:t xml:space="preserve">देखें: </w:t>
-      </w:r>
-      <w:r>
-        <w:rPr>
-          <w:lang w:val="hi_IN" w:bidi="hi_IN"/>
-        </w:rPr>
-        <w:t>प्रतिन्यास</w:t>
+        <w:t>देखें: प्रतिन्यास</w:t>
       </w:r>
       <w:r>
         <w:rPr>
@@ -43014,13 +42126,7 @@
         <w:rPr>
           <w:lang w:val="hi_IN" w:bidi="hi_IN"/>
         </w:rPr>
-        <w:t xml:space="preserve">देखें: </w:t>
-      </w:r>
-      <w:r>
-        <w:rPr>
-          <w:lang w:val="hi_IN" w:bidi="hi_IN"/>
-        </w:rPr>
-        <w:t>रूपक</w:t>
+        <w:t>देखें: रूपक</w:t>
       </w:r>
       <w:r>
         <w:rPr>
@@ -43138,13 +42244,7 @@
         <w:rPr>
           <w:lang w:val="hi_IN" w:bidi="hi_IN"/>
         </w:rPr>
-        <w:t xml:space="preserve">देखें: </w:t>
-      </w:r>
-      <w:r>
-        <w:rPr>
-          <w:lang w:val="hi_IN" w:bidi="hi_IN"/>
-        </w:rPr>
-        <w:t>रूपक</w:t>
+        <w:t>देखें: रूपक</w:t>
       </w:r>
       <w:r>
         <w:rPr>
@@ -43373,13 +42473,7 @@
         <w:rPr>
           <w:lang w:val="hi_IN" w:bidi="hi_IN"/>
         </w:rPr>
-        <w:t xml:space="preserve">देखें: </w:t>
-      </w:r>
-      <w:r>
-        <w:rPr>
-          <w:lang w:val="hi_IN" w:bidi="hi_IN"/>
-        </w:rPr>
-        <w:t>रूपक</w:t>
+        <w:t>देखें: रूपक</w:t>
       </w:r>
       <w:r>
         <w:rPr>
@@ -43497,13 +42591,7 @@
         <w:rPr>
           <w:lang w:val="hi_IN" w:bidi="hi_IN"/>
         </w:rPr>
-        <w:t xml:space="preserve">देखें: </w:t>
-      </w:r>
-      <w:r>
-        <w:rPr>
-          <w:lang w:val="hi_IN" w:bidi="hi_IN"/>
-        </w:rPr>
-        <w:t>रूपक</w:t>
+        <w:t>देखें: रूपक</w:t>
       </w:r>
       <w:r>
         <w:rPr>
@@ -43745,13 +42833,7 @@
         <w:rPr>
           <w:lang w:val="hi_IN" w:bidi="hi_IN"/>
         </w:rPr>
-        <w:t xml:space="preserve">देखें: </w:t>
-      </w:r>
-      <w:r>
-        <w:rPr>
-          <w:lang w:val="hi_IN" w:bidi="hi_IN"/>
-        </w:rPr>
-        <w:t>रूपक</w:t>
+        <w:t>देखें: रूपक</w:t>
       </w:r>
       <w:r>
         <w:rPr>
@@ -43869,13 +42951,7 @@
         <w:rPr>
           <w:lang w:val="hi_IN" w:bidi="hi_IN"/>
         </w:rPr>
-        <w:t xml:space="preserve">देखें: </w:t>
-      </w:r>
-      <w:r>
-        <w:rPr>
-          <w:lang w:val="hi_IN" w:bidi="hi_IN"/>
-        </w:rPr>
-        <w:t>प्रतिन्यास</w:t>
+        <w:t>देखें: प्रतिन्यास</w:t>
       </w:r>
       <w:r>
         <w:rPr>
@@ -44104,13 +43180,7 @@
         <w:rPr>
           <w:lang w:val="hi_IN" w:bidi="hi_IN"/>
         </w:rPr>
-        <w:t xml:space="preserve">देखें: </w:t>
-      </w:r>
-      <w:r>
-        <w:rPr>
-          <w:lang w:val="hi_IN" w:bidi="hi_IN"/>
-        </w:rPr>
-        <w:t>मेरिस्म</w:t>
+        <w:t>देखें: मेरिस्म</w:t>
       </w:r>
       <w:r>
         <w:rPr>
@@ -44684,13 +43754,7 @@
         <w:rPr>
           <w:lang w:val="hi_IN" w:bidi="hi_IN"/>
         </w:rPr>
-        <w:t xml:space="preserve">देखें: </w:t>
-      </w:r>
-      <w:r>
-        <w:rPr>
-          <w:lang w:val="hi_IN" w:bidi="hi_IN"/>
-        </w:rPr>
-        <w:t>प्रतिन्यास</w:t>
+        <w:t>देखें: प्रतिन्यास</w:t>
       </w:r>
       <w:r>
         <w:rPr>
@@ -45166,13 +44230,7 @@
         <w:rPr>
           <w:lang w:val="hi_IN" w:bidi="hi_IN"/>
         </w:rPr>
-        <w:t xml:space="preserve">देखें: </w:t>
-      </w:r>
-      <w:r>
-        <w:rPr>
-          <w:lang w:val="hi_IN" w:bidi="hi_IN"/>
-        </w:rPr>
-        <w:t>रूपक</w:t>
+        <w:t>देखें: रूपक</w:t>
       </w:r>
       <w:r>
         <w:rPr>
@@ -45303,13 +44361,7 @@
         <w:rPr>
           <w:lang w:val="hi_IN" w:bidi="hi_IN"/>
         </w:rPr>
-        <w:t xml:space="preserve">देखें: </w:t>
-      </w:r>
-      <w:r>
-        <w:rPr>
-          <w:lang w:val="hi_IN" w:bidi="hi_IN"/>
-        </w:rPr>
-        <w:t>युग्म</w:t>
+        <w:t>देखें: युग्म</w:t>
       </w:r>
       <w:r>
         <w:rPr>
@@ -45413,13 +44465,7 @@
         <w:rPr>
           <w:lang w:val="hi_IN" w:bidi="hi_IN"/>
         </w:rPr>
-        <w:t xml:space="preserve">देखें: </w:t>
-      </w:r>
-      <w:r>
-        <w:rPr>
-          <w:lang w:val="hi_IN" w:bidi="hi_IN"/>
-        </w:rPr>
-        <w:t>रूपक</w:t>
+        <w:t>देखें: रूपक</w:t>
       </w:r>
       <w:r>
         <w:rPr>
@@ -45661,13 +44707,7 @@
         <w:rPr>
           <w:lang w:val="hi_IN" w:bidi="hi_IN"/>
         </w:rPr>
-        <w:t xml:space="preserve">देखें: </w:t>
-      </w:r>
-      <w:r>
-        <w:rPr>
-          <w:lang w:val="hi_IN" w:bidi="hi_IN"/>
-        </w:rPr>
-        <w:t>रूपक</w:t>
+        <w:t>देखें: रूपक</w:t>
       </w:r>
       <w:r>
         <w:rPr>
@@ -45870,13 +44910,7 @@
         <w:rPr>
           <w:lang w:val="hi_IN" w:bidi="hi_IN"/>
         </w:rPr>
-        <w:t xml:space="preserve">देखें: </w:t>
-      </w:r>
-      <w:r>
-        <w:rPr>
-          <w:lang w:val="hi_IN" w:bidi="hi_IN"/>
-        </w:rPr>
-        <w:t>अल्पोक्ति</w:t>
+        <w:t>देखें: अल्पोक्ति</w:t>
       </w:r>
       <w:r>
         <w:rPr>
@@ -46105,13 +45139,7 @@
         <w:rPr>
           <w:lang w:val="hi_IN" w:bidi="hi_IN"/>
         </w:rPr>
-        <w:t xml:space="preserve">देखें: </w:t>
-      </w:r>
-      <w:r>
-        <w:rPr>
-          <w:lang w:val="hi_IN" w:bidi="hi_IN"/>
-        </w:rPr>
-        <w:t>रूपक</w:t>
+        <w:t>देखें: रूपक</w:t>
       </w:r>
       <w:r>
         <w:rPr>
@@ -46229,13 +45257,7 @@
         <w:rPr>
           <w:lang w:val="hi_IN" w:bidi="hi_IN"/>
         </w:rPr>
-        <w:t xml:space="preserve">देखें: </w:t>
-      </w:r>
-      <w:r>
-        <w:rPr>
-          <w:lang w:val="hi_IN" w:bidi="hi_IN"/>
-        </w:rPr>
-        <w:t>स्वामित्व</w:t>
+        <w:t>देखें: स्वामित्व</w:t>
       </w:r>
       <w:r>
         <w:rPr>
@@ -46353,13 +45375,7 @@
         <w:rPr>
           <w:lang w:val="hi_IN" w:bidi="hi_IN"/>
         </w:rPr>
-        <w:t xml:space="preserve">देखें: </w:t>
-      </w:r>
-      <w:r>
-        <w:rPr>
-          <w:lang w:val="hi_IN" w:bidi="hi_IN"/>
-        </w:rPr>
-        <w:t>विराम बिंदु</w:t>
+        <w:t>देखें: विराम बिंदु</w:t>
       </w:r>
       <w:r>
         <w:rPr>
@@ -46477,13 +45493,7 @@
         <w:rPr>
           <w:lang w:val="hi_IN" w:bidi="hi_IN"/>
         </w:rPr>
-        <w:t xml:space="preserve">देखें: </w:t>
-      </w:r>
-      <w:r>
-        <w:rPr>
-          <w:lang w:val="hi_IN" w:bidi="hi_IN"/>
-        </w:rPr>
-        <w:t>विराम बिंदु</w:t>
+        <w:t>देखें: विराम बिंदु</w:t>
       </w:r>
       <w:r>
         <w:rPr>
@@ -46810,13 +45820,7 @@
         <w:rPr>
           <w:lang w:val="hi_IN" w:bidi="hi_IN"/>
         </w:rPr>
-        <w:t xml:space="preserve">देखें: </w:t>
-      </w:r>
-      <w:r>
-        <w:rPr>
-          <w:lang w:val="hi_IN" w:bidi="hi_IN"/>
-        </w:rPr>
-        <w:t>रूपक</w:t>
+        <w:t>देखें: रूपक</w:t>
       </w:r>
       <w:r>
         <w:rPr>
@@ -47221,13 +46225,7 @@
         <w:rPr>
           <w:lang w:val="hi_IN" w:bidi="hi_IN"/>
         </w:rPr>
-        <w:t xml:space="preserve">देखें: </w:t>
-      </w:r>
-      <w:r>
-        <w:rPr>
-          <w:lang w:val="hi_IN" w:bidi="hi_IN"/>
-        </w:rPr>
-        <w:t>युग्म</w:t>
+        <w:t>देखें: युग्म</w:t>
       </w:r>
       <w:r>
         <w:rPr>
@@ -47443,13 +46441,7 @@
         <w:rPr>
           <w:lang w:val="hi_IN" w:bidi="hi_IN"/>
         </w:rPr>
-        <w:t xml:space="preserve">देखें: </w:t>
-      </w:r>
-      <w:r>
-        <w:rPr>
-          <w:lang w:val="hi_IN" w:bidi="hi_IN"/>
-        </w:rPr>
-        <w:t>प्रतिन्यास</w:t>
+        <w:t>देखें: प्रतिन्यास</w:t>
       </w:r>
       <w:r>
         <w:rPr>
@@ -47838,13 +46830,7 @@
         <w:rPr>
           <w:lang w:val="hi_IN" w:bidi="hi_IN"/>
         </w:rPr>
-        <w:t xml:space="preserve">देखें: </w:t>
-      </w:r>
-      <w:r>
-        <w:rPr>
-          <w:lang w:val="hi_IN" w:bidi="hi_IN"/>
-        </w:rPr>
-        <w:t>मुहावरा</w:t>
+        <w:t>देखें: मुहावरा</w:t>
       </w:r>
       <w:r>
         <w:rPr>
@@ -48602,13 +47588,7 @@
         <w:rPr>
           <w:lang w:val="hi_IN" w:bidi="hi_IN"/>
         </w:rPr>
-        <w:t xml:space="preserve">देखें: </w:t>
-      </w:r>
-      <w:r>
-        <w:rPr>
-          <w:lang w:val="hi_IN" w:bidi="hi_IN"/>
-        </w:rPr>
-        <w:t>रूपक</w:t>
+        <w:t>देखें: रूपक</w:t>
       </w:r>
       <w:r>
         <w:rPr>
@@ -48726,13 +47706,7 @@
         <w:rPr>
           <w:lang w:val="hi_IN" w:bidi="hi_IN"/>
         </w:rPr>
-        <w:t xml:space="preserve">देखें: </w:t>
-      </w:r>
-      <w:r>
-        <w:rPr>
-          <w:lang w:val="hi_IN" w:bidi="hi_IN"/>
-        </w:rPr>
-        <w:t>विराम बिंदु</w:t>
+        <w:t>देखें: विराम बिंदु</w:t>
       </w:r>
       <w:r>
         <w:rPr>
@@ -49358,13 +48332,7 @@
         <w:rPr>
           <w:lang w:val="hi_IN" w:bidi="hi_IN"/>
         </w:rPr>
-        <w:t xml:space="preserve">देखें: </w:t>
-      </w:r>
-      <w:r>
-        <w:rPr>
-          <w:lang w:val="hi_IN" w:bidi="hi_IN"/>
-        </w:rPr>
-        <w:t>स्वामित्व</w:t>
+        <w:t>देखें: स्वामित्व</w:t>
       </w:r>
       <w:r>
         <w:rPr>
@@ -50022,13 +48990,7 @@
         <w:rPr>
           <w:lang w:val="hi_IN" w:bidi="hi_IN"/>
         </w:rPr>
-        <w:t xml:space="preserve">देखें: </w:t>
-      </w:r>
-      <w:r>
-        <w:rPr>
-          <w:lang w:val="hi_IN" w:bidi="hi_IN"/>
-        </w:rPr>
-        <w:t>मुहावरा</w:t>
+        <w:t>देखें: मुहावरा</w:t>
       </w:r>
       <w:r>
         <w:rPr>
@@ -50146,13 +49108,7 @@
         <w:rPr>
           <w:lang w:val="hi_IN" w:bidi="hi_IN"/>
         </w:rPr>
-        <w:t xml:space="preserve">देखें: </w:t>
-      </w:r>
-      <w:r>
-        <w:rPr>
-          <w:lang w:val="hi_IN" w:bidi="hi_IN"/>
-        </w:rPr>
-        <w:t>युग्म</w:t>
+        <w:t>देखें: युग्म</w:t>
       </w:r>
       <w:r>
         <w:rPr>
@@ -50269,13 +49225,7 @@
         <w:rPr>
           <w:lang w:val="hi_IN" w:bidi="hi_IN"/>
         </w:rPr>
-        <w:t xml:space="preserve">देखें: </w:t>
-      </w:r>
-      <w:r>
-        <w:rPr>
-          <w:lang w:val="hi_IN" w:bidi="hi_IN"/>
-        </w:rPr>
-        <w:t>संकेतन</w:t>
+        <w:t>देखें: संकेतन</w:t>
       </w:r>
       <w:r>
         <w:rPr>
@@ -51141,13 +50091,7 @@
         <w:rPr>
           <w:lang w:val="hi_IN" w:bidi="hi_IN"/>
         </w:rPr>
-        <w:t xml:space="preserve">देखें: </w:t>
-      </w:r>
-      <w:r>
-        <w:rPr>
-          <w:lang w:val="hi_IN" w:bidi="hi_IN"/>
-        </w:rPr>
-        <w:t>रूपक</w:t>
+        <w:t>देखें: रूपक</w:t>
       </w:r>
       <w:r>
         <w:rPr>
@@ -51389,13 +50333,7 @@
         <w:rPr>
           <w:lang w:val="hi_IN" w:bidi="hi_IN"/>
         </w:rPr>
-        <w:t xml:space="preserve">देखें: </w:t>
-      </w:r>
-      <w:r>
-        <w:rPr>
-          <w:lang w:val="hi_IN" w:bidi="hi_IN"/>
-        </w:rPr>
-        <w:t>विराम बिंदु</w:t>
+        <w:t>देखें: विराम बिंदु</w:t>
       </w:r>
       <w:r>
         <w:rPr>
@@ -51526,13 +50464,7 @@
         <w:rPr>
           <w:lang w:val="hi_IN" w:bidi="hi_IN"/>
         </w:rPr>
-        <w:t xml:space="preserve">देखें: </w:t>
-      </w:r>
-      <w:r>
-        <w:rPr>
-          <w:lang w:val="hi_IN" w:bidi="hi_IN"/>
-        </w:rPr>
-        <w:t>युग्म</w:t>
+        <w:t>देखें: युग्म</w:t>
       </w:r>
       <w:r>
         <w:rPr>
@@ -51748,13 +50680,7 @@
         <w:rPr>
           <w:lang w:val="hi_IN" w:bidi="hi_IN"/>
         </w:rPr>
-        <w:t xml:space="preserve">देखें: </w:t>
-      </w:r>
-      <w:r>
-        <w:rPr>
-          <w:lang w:val="hi_IN" w:bidi="hi_IN"/>
-        </w:rPr>
-        <w:t>युग्म</w:t>
+        <w:t>देखें: युग्म</w:t>
       </w:r>
       <w:r>
         <w:rPr>
@@ -51872,13 +50798,7 @@
         <w:rPr>
           <w:lang w:val="hi_IN" w:bidi="hi_IN"/>
         </w:rPr>
-        <w:t xml:space="preserve">देखें: </w:t>
-      </w:r>
-      <w:r>
-        <w:rPr>
-          <w:lang w:val="hi_IN" w:bidi="hi_IN"/>
-        </w:rPr>
-        <w:t>रूपक</w:t>
+        <w:t>देखें: रूपक</w:t>
       </w:r>
       <w:r>
         <w:rPr>
@@ -52107,13 +51027,7 @@
         <w:rPr>
           <w:lang w:val="hi_IN" w:bidi="hi_IN"/>
         </w:rPr>
-        <w:t xml:space="preserve">देखें: </w:t>
-      </w:r>
-      <w:r>
-        <w:rPr>
-          <w:lang w:val="hi_IN" w:bidi="hi_IN"/>
-        </w:rPr>
-        <w:t>स्वामित्व</w:t>
+        <w:t>देखें: स्वामित्व</w:t>
       </w:r>
       <w:r>
         <w:rPr>
@@ -52218,13 +51132,7 @@
         <w:rPr>
           <w:lang w:val="hi_IN" w:bidi="hi_IN"/>
         </w:rPr>
-        <w:t xml:space="preserve">देखें: </w:t>
-      </w:r>
-      <w:r>
-        <w:rPr>
-          <w:lang w:val="hi_IN" w:bidi="hi_IN"/>
-        </w:rPr>
-        <w:t>रूपक</w:t>
+        <w:t>देखें: रूपक</w:t>
       </w:r>
       <w:r>
         <w:rPr>
@@ -52576,13 +51484,7 @@
         <w:rPr>
           <w:lang w:val="hi_IN" w:bidi="hi_IN"/>
         </w:rPr>
-        <w:t xml:space="preserve">देखें: </w:t>
-      </w:r>
-      <w:r>
-        <w:rPr>
-          <w:lang w:val="hi_IN" w:bidi="hi_IN"/>
-        </w:rPr>
-        <w:t>रूपक</w:t>
+        <w:t>देखें: रूपक</w:t>
       </w:r>
       <w:r>
         <w:rPr>
@@ -52824,13 +51726,7 @@
         <w:rPr>
           <w:lang w:val="hi_IN" w:bidi="hi_IN"/>
         </w:rPr>
-        <w:t xml:space="preserve">देखें: </w:t>
-      </w:r>
-      <w:r>
-        <w:rPr>
-          <w:lang w:val="hi_IN" w:bidi="hi_IN"/>
-        </w:rPr>
-        <w:t>रूपक</w:t>
+        <w:t>देखें: रूपक</w:t>
       </w:r>
       <w:r>
         <w:rPr>
@@ -52961,13 +51857,7 @@
         <w:rPr>
           <w:lang w:val="hi_IN" w:bidi="hi_IN"/>
         </w:rPr>
-        <w:t xml:space="preserve">देखें: </w:t>
-      </w:r>
-      <w:r>
-        <w:rPr>
-          <w:lang w:val="hi_IN" w:bidi="hi_IN"/>
-        </w:rPr>
-        <w:t>स्वामित्व</w:t>
+        <w:t>देखें: स्वामित्व</w:t>
       </w:r>
       <w:r>
         <w:rPr>
@@ -53468,13 +52358,7 @@
         <w:rPr>
           <w:lang w:val="hi_IN" w:bidi="hi_IN"/>
         </w:rPr>
-        <w:t xml:space="preserve">देखें: </w:t>
-      </w:r>
-      <w:r>
-        <w:rPr>
-          <w:lang w:val="hi_IN" w:bidi="hi_IN"/>
-        </w:rPr>
-        <w:t>रूपक</w:t>
+        <w:t>देखें: रूपक</w:t>
       </w:r>
       <w:r>
         <w:rPr>
@@ -54034,13 +52918,7 @@
         <w:rPr>
           <w:lang w:val="hi_IN" w:bidi="hi_IN"/>
         </w:rPr>
-        <w:t xml:space="preserve">देखें: </w:t>
-      </w:r>
-      <w:r>
-        <w:rPr>
-          <w:lang w:val="hi_IN" w:bidi="hi_IN"/>
-        </w:rPr>
-        <w:t>प्रतिन्यास</w:t>
+        <w:t>देखें: प्रतिन्यास</w:t>
       </w:r>
       <w:r>
         <w:rPr>
@@ -54158,13 +53036,7 @@
         <w:rPr>
           <w:lang w:val="hi_IN" w:bidi="hi_IN"/>
         </w:rPr>
-        <w:t xml:space="preserve">देखें: </w:t>
-      </w:r>
-      <w:r>
-        <w:rPr>
-          <w:lang w:val="hi_IN" w:bidi="hi_IN"/>
-        </w:rPr>
-        <w:t>रूपक</w:t>
+        <w:t>देखें: रूपक</w:t>
       </w:r>
       <w:r>
         <w:rPr>
@@ -54282,13 +53154,7 @@
         <w:rPr>
           <w:lang w:val="hi_IN" w:bidi="hi_IN"/>
         </w:rPr>
-        <w:t xml:space="preserve">देखें: </w:t>
-      </w:r>
-      <w:r>
-        <w:rPr>
-          <w:lang w:val="hi_IN" w:bidi="hi_IN"/>
-        </w:rPr>
-        <w:t>रूपक</w:t>
+        <w:t>देखें: रूपक</w:t>
       </w:r>
       <w:r>
         <w:rPr>
@@ -54419,13 +53285,7 @@
         <w:rPr>
           <w:lang w:val="hi_IN" w:bidi="hi_IN"/>
         </w:rPr>
-        <w:t xml:space="preserve">देखें: </w:t>
-      </w:r>
-      <w:r>
-        <w:rPr>
-          <w:lang w:val="hi_IN" w:bidi="hi_IN"/>
-        </w:rPr>
-        <w:t>युग्म</w:t>
+        <w:t>देखें: युग्म</w:t>
       </w:r>
       <w:r>
         <w:rPr>
@@ -54529,13 +53389,7 @@
         <w:rPr>
           <w:lang w:val="hi_IN" w:bidi="hi_IN"/>
         </w:rPr>
-        <w:t xml:space="preserve">देखें: </w:t>
-      </w:r>
-      <w:r>
-        <w:rPr>
-          <w:lang w:val="hi_IN" w:bidi="hi_IN"/>
-        </w:rPr>
-        <w:t>रूपक</w:t>
+        <w:t>देखें: रूपक</w:t>
       </w:r>
       <w:r>
         <w:rPr>
@@ -54705,13 +53559,7 @@
         <w:rPr>
           <w:lang w:val="hi_IN" w:bidi="hi_IN"/>
         </w:rPr>
-        <w:t xml:space="preserve">देखें: </w:t>
-      </w:r>
-      <w:r>
-        <w:rPr>
-          <w:lang w:val="hi_IN" w:bidi="hi_IN"/>
-        </w:rPr>
-        <w:t>उपमा</w:t>
+        <w:t>देखें: उपमा</w:t>
       </w:r>
       <w:r>
         <w:rPr>
@@ -54803,13 +53651,7 @@
         <w:rPr>
           <w:lang w:val="hi_IN" w:bidi="hi_IN"/>
         </w:rPr>
-        <w:t xml:space="preserve">देखें: </w:t>
-      </w:r>
-      <w:r>
-        <w:rPr>
-          <w:lang w:val="hi_IN" w:bidi="hi_IN"/>
-        </w:rPr>
-        <w:t>विराम बिंदु</w:t>
+        <w:t>देखें: विराम बिंदु</w:t>
       </w:r>
       <w:r>
         <w:rPr>
@@ -55298,13 +54140,7 @@
         <w:rPr>
           <w:lang w:val="hi_IN" w:bidi="hi_IN"/>
         </w:rPr>
-        <w:t xml:space="preserve">देखें: </w:t>
-      </w:r>
-      <w:r>
-        <w:rPr>
-          <w:lang w:val="hi_IN" w:bidi="hi_IN"/>
-        </w:rPr>
-        <w:t>रूपक</w:t>
+        <w:t>देखें: रूपक</w:t>
       </w:r>
       <w:r>
         <w:rPr>
@@ -55662,13 +54498,7 @@
         <w:rPr>
           <w:lang w:val="hi_IN" w:bidi="hi_IN"/>
         </w:rPr>
-        <w:t xml:space="preserve">देखें: </w:t>
-      </w:r>
-      <w:r>
-        <w:rPr>
-          <w:lang w:val="hi_IN" w:bidi="hi_IN"/>
-        </w:rPr>
-        <w:t>स्वामित्व</w:t>
+        <w:t>देखें: स्वामित्व</w:t>
       </w:r>
       <w:r>
         <w:rPr>
@@ -56190,13 +55020,7 @@
         <w:rPr>
           <w:lang w:val="hi_IN" w:bidi="hi_IN"/>
         </w:rPr>
-        <w:t xml:space="preserve">देखें: </w:t>
-      </w:r>
-      <w:r>
-        <w:rPr>
-          <w:lang w:val="hi_IN" w:bidi="hi_IN"/>
-        </w:rPr>
-        <w:t>युग्म</w:t>
+        <w:t>देखें: युग्म</w:t>
       </w:r>
       <w:r>
         <w:rPr>
@@ -56686,13 +55510,7 @@
         <w:rPr>
           <w:lang w:val="hi_IN" w:bidi="hi_IN"/>
         </w:rPr>
-        <w:t xml:space="preserve">देखें: </w:t>
-      </w:r>
-      <w:r>
-        <w:rPr>
-          <w:lang w:val="hi_IN" w:bidi="hi_IN"/>
-        </w:rPr>
-        <w:t>सर्वनाम — When to Use Them</w:t>
+        <w:t>देखें: सर्वनाम — When to Use Them</w:t>
       </w:r>
       <w:r>
         <w:rPr>
@@ -56810,13 +55628,7 @@
         <w:rPr>
           <w:lang w:val="hi_IN" w:bidi="hi_IN"/>
         </w:rPr>
-        <w:t xml:space="preserve">देखें: </w:t>
-      </w:r>
-      <w:r>
-        <w:rPr>
-          <w:lang w:val="hi_IN" w:bidi="hi_IN"/>
-        </w:rPr>
-        <w:t>प्रतिन्यास</w:t>
+        <w:t>देखें: प्रतिन्यास</w:t>
       </w:r>
       <w:r>
         <w:rPr>
@@ -56934,13 +55746,7 @@
         <w:rPr>
           <w:lang w:val="hi_IN" w:bidi="hi_IN"/>
         </w:rPr>
-        <w:t xml:space="preserve">देखें: </w:t>
-      </w:r>
-      <w:r>
-        <w:rPr>
-          <w:lang w:val="hi_IN" w:bidi="hi_IN"/>
-        </w:rPr>
-        <w:t>रूपक</w:t>
+        <w:t>देखें: रूपक</w:t>
       </w:r>
       <w:r>
         <w:rPr>
@@ -57071,13 +55877,7 @@
         <w:rPr>
           <w:lang w:val="hi_IN" w:bidi="hi_IN"/>
         </w:rPr>
-        <w:t xml:space="preserve">देखें: </w:t>
-      </w:r>
-      <w:r>
-        <w:rPr>
-          <w:lang w:val="hi_IN" w:bidi="hi_IN"/>
-        </w:rPr>
-        <w:t>सर्वनाम — When to Use Them</w:t>
+        <w:t>देखें: सर्वनाम — When to Use Them</w:t>
       </w:r>
       <w:r>
         <w:rPr>
@@ -57593,13 +56393,7 @@
         <w:rPr>
           <w:lang w:val="hi_IN" w:bidi="hi_IN"/>
         </w:rPr>
-        <w:t xml:space="preserve">देखें: </w:t>
-      </w:r>
-      <w:r>
-        <w:rPr>
-          <w:lang w:val="hi_IN" w:bidi="hi_IN"/>
-        </w:rPr>
-        <w:t>रूपक</w:t>
+        <w:t>देखें: रूपक</w:t>
       </w:r>
       <w:r>
         <w:rPr>
